--- a/Informe_Seguridad_GestorDeTareas.docx
+++ b/Informe_Seguridad_GestorDeTareas.docx
@@ -87,6 +87,7 @@
         <w:spacing w:after="120"/>
         <w:jc w:val="center"/>
       </w:pPr>
+      <w:proofErr w:type="spellStart"/>
       <w:r>
         <w:rPr>
           <w:b/>
@@ -95,7 +96,84 @@
           <w:sz w:val="26"/>
           <w:szCs w:val="26"/>
         </w:rPr>
-        <w:t>GestorDeTareas — Aplicación Android (Kotlin / Jetpack Compose)</w:t>
+        <w:t>GestorDeTareas</w:t>
+      </w:r>
+      <w:proofErr w:type="spellEnd"/>
+      <w:r>
+        <w:rPr>
+          <w:b/>
+          <w:bCs/>
+          <w:color w:val="00796B"/>
+          <w:sz w:val="26"/>
+          <w:szCs w:val="26"/>
+        </w:rPr>
+        <w:t xml:space="preserve"> — Aplicación Android (</w:t>
+      </w:r>
+      <w:proofErr w:type="spellStart"/>
+      <w:r>
+        <w:rPr>
+          <w:b/>
+          <w:bCs/>
+          <w:color w:val="00796B"/>
+          <w:sz w:val="26"/>
+          <w:szCs w:val="26"/>
+        </w:rPr>
+        <w:t>Kotlin</w:t>
+      </w:r>
+      <w:proofErr w:type="spellEnd"/>
+      <w:r>
+        <w:rPr>
+          <w:b/>
+          <w:bCs/>
+          <w:color w:val="00796B"/>
+          <w:sz w:val="26"/>
+          <w:szCs w:val="26"/>
+        </w:rPr>
+        <w:t xml:space="preserve"> / </w:t>
+      </w:r>
+      <w:proofErr w:type="spellStart"/>
+      <w:r>
+        <w:rPr>
+          <w:b/>
+          <w:bCs/>
+          <w:color w:val="00796B"/>
+          <w:sz w:val="26"/>
+          <w:szCs w:val="26"/>
+        </w:rPr>
+        <w:t>Jetpack</w:t>
+      </w:r>
+      <w:proofErr w:type="spellEnd"/>
+      <w:r>
+        <w:rPr>
+          <w:b/>
+          <w:bCs/>
+          <w:color w:val="00796B"/>
+          <w:sz w:val="26"/>
+          <w:szCs w:val="26"/>
+        </w:rPr>
+        <w:t xml:space="preserve"> </w:t>
+      </w:r>
+      <w:proofErr w:type="spellStart"/>
+      <w:r>
+        <w:rPr>
+          <w:b/>
+          <w:bCs/>
+          <w:color w:val="00796B"/>
+          <w:sz w:val="26"/>
+          <w:szCs w:val="26"/>
+        </w:rPr>
+        <w:t>Compose</w:t>
+      </w:r>
+      <w:proofErr w:type="spellEnd"/>
+      <w:r>
+        <w:rPr>
+          <w:b/>
+          <w:bCs/>
+          <w:color w:val="00796B"/>
+          <w:sz w:val="26"/>
+          <w:szCs w:val="26"/>
+        </w:rPr>
+        <w:t>)</w:t>
       </w:r>
     </w:p>
     <w:p>
@@ -239,7 +317,15 @@
         <w:t>La seguridad en aplicaciones móviles es un requisito fundamental en el desarrollo de software moderno. Las apps manejan información personal sensible —credenciales de acceso, datos de ubicación, anotaciones privadas— cuya exposición puede tener consecuenci</w:t>
       </w:r>
       <w:r>
-        <w:t>as graves para el usuario. Esta actividad aborda dos pilares de seguridad sobre la aplicación GestorDeTareas:</w:t>
+        <w:t xml:space="preserve">as graves para el usuario. Esta actividad aborda dos pilares de seguridad sobre la aplicación </w:t>
+      </w:r>
+      <w:proofErr w:type="spellStart"/>
+      <w:r>
+        <w:t>GestorDeTareas</w:t>
+      </w:r>
+      <w:proofErr w:type="spellEnd"/>
+      <w:r>
+        <w:t>:</w:t>
       </w:r>
     </w:p>
     <w:p>
@@ -255,7 +341,15 @@
         <w:t>autenticación de usuarios</w:t>
       </w:r>
       <w:r>
-        <w:t xml:space="preserve"> (tanto remota con Firebase como local en el dispositivo) y </w:t>
+        <w:t xml:space="preserve"> (tanto remota con </w:t>
+      </w:r>
+      <w:proofErr w:type="spellStart"/>
+      <w:r>
+        <w:t>Firebase</w:t>
+      </w:r>
+      <w:proofErr w:type="spellEnd"/>
+      <w:r>
+        <w:t xml:space="preserve"> como local en el dispositivo) y </w:t>
       </w:r>
       <w:r>
         <w:rPr>
@@ -265,10 +359,18 @@
         <w:t>cifrado de datos sensibles en reposo</w:t>
       </w:r>
       <w:r>
-        <w:t xml:space="preserve"> con AES-256-GCM y hashin</w:t>
-      </w:r>
-      <w:r>
-        <w:t>g SHA-256.</w:t>
+        <w:t xml:space="preserve"> con AES-256-GCM y </w:t>
+      </w:r>
+      <w:proofErr w:type="spellStart"/>
+      <w:r>
+        <w:t>hashin</w:t>
+      </w:r>
+      <w:r>
+        <w:t>g</w:t>
+      </w:r>
+      <w:proofErr w:type="spellEnd"/>
+      <w:r>
+        <w:t xml:space="preserve"> SHA-256.</w:t>
       </w:r>
     </w:p>
     <w:p>
@@ -276,12 +378,58 @@
         <w:spacing w:after="120" w:line="276" w:lineRule="auto"/>
         <w:jc w:val="both"/>
       </w:pPr>
-      <w:r>
-        <w:t>GestorDeTareas es una app Android desarrollada en Kotlin con Jetpack Compose que permite crear, visualizar y gestionar tareas con ubicación geográfica. En su versión original los datos se almacenaban en texto plano y no existía verificación loca</w:t>
+      <w:proofErr w:type="spellStart"/>
+      <w:r>
+        <w:t>GestorDeTareas</w:t>
+      </w:r>
+      <w:proofErr w:type="spellEnd"/>
+      <w:r>
+        <w:t xml:space="preserve"> es una app Android desarrollada en </w:t>
+      </w:r>
+      <w:proofErr w:type="spellStart"/>
+      <w:r>
+        <w:t>Kotlin</w:t>
+      </w:r>
+      <w:proofErr w:type="spellEnd"/>
+      <w:r>
+        <w:t xml:space="preserve"> con </w:t>
+      </w:r>
+      <w:proofErr w:type="spellStart"/>
+      <w:r>
+        <w:t>Jetpack</w:t>
+      </w:r>
+      <w:proofErr w:type="spellEnd"/>
+      <w:r>
+        <w:t xml:space="preserve"> </w:t>
+      </w:r>
+      <w:proofErr w:type="spellStart"/>
+      <w:r>
+        <w:t>Compose</w:t>
+      </w:r>
+      <w:proofErr w:type="spellEnd"/>
+      <w:r>
+        <w:t xml:space="preserve"> que permite crear, visualizar y gestionar tareas con ubicación geográfica. En su versión original los datos se almacenaban en texto plano y no existía verificación loca</w:t>
       </w:r>
       <w:r>
         <w:t>l de credenciales. Esta versión mejorada implementa protección completa en todos los puntos de riesgo identificados.</w:t>
       </w:r>
+    </w:p>
+    <w:p>
+      <w:pPr>
+        <w:spacing w:after="120" w:line="276" w:lineRule="auto"/>
+        <w:jc w:val="both"/>
+      </w:pPr>
+      <w:r>
+        <w:t xml:space="preserve">El código fuente completo del proyecto está disponible en: </w:t>
+      </w:r>
+      <w:hyperlink r:id="rId7" w:history="1">
+        <w:r>
+          <w:rPr>
+            <w:rStyle w:val="Hipervnculo"/>
+          </w:rPr>
+          <w:t>https://github.com/mhurtado1016/utb-dispositivos-moviles</w:t>
+        </w:r>
+      </w:hyperlink>
     </w:p>
     <w:p>
       <w:pPr>
@@ -350,8 +498,21 @@
       <w:pPr>
         <w:pStyle w:val="Ttulo2"/>
       </w:pPr>
-      <w:r>
-        <w:t>2.1  Dependencia de seguridad (build.gradle.kts)</w:t>
+      <w:proofErr w:type="gramStart"/>
+      <w:r>
+        <w:t>2.1  Dependencia</w:t>
+      </w:r>
+      <w:proofErr w:type="gramEnd"/>
+      <w:r>
+        <w:t xml:space="preserve"> de seguridad (</w:t>
+      </w:r>
+      <w:proofErr w:type="spellStart"/>
+      <w:r>
+        <w:t>build.gradle.kts</w:t>
+      </w:r>
+      <w:proofErr w:type="spellEnd"/>
+      <w:r>
+        <w:t>)</w:t>
       </w:r>
     </w:p>
     <w:p>
@@ -363,7 +524,15 @@
         <w:t>Se añadió la librería oficial de Android para criptograf</w:t>
       </w:r>
       <w:r>
-        <w:t>ía al archivo app/build.gradle.kts:</w:t>
+        <w:t>ía al archivo app/</w:t>
+      </w:r>
+      <w:proofErr w:type="spellStart"/>
+      <w:r>
+        <w:t>build.gradle.kts</w:t>
+      </w:r>
+      <w:proofErr w:type="spellEnd"/>
+      <w:r>
+        <w:t>:</w:t>
       </w:r>
     </w:p>
     <w:p>
@@ -421,7 +590,29 @@
                 <w:szCs w:val="16"/>
                 <w:lang w:val="en-US"/>
               </w:rPr>
-              <w:t>implementation("androidx.security:security-crypto:1.1.0-alpha06")</w:t>
+              <w:t>implementation("</w:t>
+            </w:r>
+            <w:proofErr w:type="gramStart"/>
+            <w:r>
+              <w:rPr>
+                <w:rFonts w:ascii="Courier New" w:eastAsia="Courier New" w:hAnsi="Courier New" w:cs="Courier New"/>
+                <w:color w:val="1B5E20"/>
+                <w:sz w:val="16"/>
+                <w:szCs w:val="16"/>
+                <w:lang w:val="en-US"/>
+              </w:rPr>
+              <w:t>androidx.security</w:t>
+            </w:r>
+            <w:proofErr w:type="gramEnd"/>
+            <w:r>
+              <w:rPr>
+                <w:rFonts w:ascii="Courier New" w:eastAsia="Courier New" w:hAnsi="Courier New" w:cs="Courier New"/>
+                <w:color w:val="1B5E20"/>
+                <w:sz w:val="16"/>
+                <w:szCs w:val="16"/>
+                <w:lang w:val="en-US"/>
+              </w:rPr>
+              <w:t>:security-crypto:1.1.0-alpha06")</w:t>
             </w:r>
           </w:p>
         </w:tc>
@@ -439,8 +630,18 @@
       <w:pPr>
         <w:pStyle w:val="Ttulo2"/>
       </w:pPr>
-      <w:r>
-        <w:t>2.2  CryptoManager — AES-256-GCM y SHA-256</w:t>
+      <w:proofErr w:type="gramStart"/>
+      <w:r>
+        <w:t xml:space="preserve">2.2  </w:t>
+      </w:r>
+      <w:proofErr w:type="spellStart"/>
+      <w:r>
+        <w:t>CryptoManager</w:t>
+      </w:r>
+      <w:proofErr w:type="spellEnd"/>
+      <w:proofErr w:type="gramEnd"/>
+      <w:r>
+        <w:t xml:space="preserve"> — AES-256-GCM y SHA-256</w:t>
       </w:r>
     </w:p>
     <w:p>
@@ -449,7 +650,23 @@
         <w:jc w:val="both"/>
       </w:pPr>
       <w:r>
-        <w:t>La clase CryptoManager (data/CryptoManager.kt) centraliza toda la criptografía de la app y provee tres capacidades:</w:t>
+        <w:t xml:space="preserve">La clase </w:t>
+      </w:r>
+      <w:proofErr w:type="spellStart"/>
+      <w:r>
+        <w:t>CryptoManager</w:t>
+      </w:r>
+      <w:proofErr w:type="spellEnd"/>
+      <w:r>
+        <w:t xml:space="preserve"> (data/</w:t>
+      </w:r>
+      <w:proofErr w:type="spellStart"/>
+      <w:r>
+        <w:t>CryptoManager.kt</w:t>
+      </w:r>
+      <w:proofErr w:type="spellEnd"/>
+      <w:r>
+        <w:t>) centraliza toda la criptografía de la app y provee tres capacidades:</w:t>
       </w:r>
     </w:p>
     <w:p>
@@ -461,6 +678,7 @@
         </w:numPr>
         <w:spacing w:after="60"/>
       </w:pPr>
+      <w:proofErr w:type="spellStart"/>
       <w:r>
         <w:rPr>
           <w:b/>
@@ -468,6 +686,7 @@
         </w:rPr>
         <w:t>EncryptedSharedPreferences</w:t>
       </w:r>
+      <w:proofErr w:type="spellEnd"/>
       <w:r>
         <w:t>: almacenamiento seguro de preferencias con AES-256-SIV (claves) y AES-256-GCM (valores).</w:t>
       </w:r>
@@ -492,7 +711,15 @@
         <w:t xml:space="preserve"> vía </w:t>
       </w:r>
       <w:r>
-        <w:t>Android Keystore: cifra campos de texto en SQLite. La clave criptográfica nunca abandona el enclave de seguridad del hardware.</w:t>
+        <w:t xml:space="preserve">Android </w:t>
+      </w:r>
+      <w:proofErr w:type="spellStart"/>
+      <w:r>
+        <w:t>Keystore</w:t>
+      </w:r>
+      <w:proofErr w:type="spellEnd"/>
+      <w:r>
+        <w:t>: cifra campos de texto en SQLite. La clave criptográfica nunca abandona el enclave de seguridad del hardware.</w:t>
       </w:r>
     </w:p>
     <w:p>
@@ -504,12 +731,21 @@
         </w:numPr>
         <w:spacing w:after="60"/>
       </w:pPr>
+      <w:proofErr w:type="spellStart"/>
       <w:r>
         <w:rPr>
           <w:b/>
           <w:bCs/>
         </w:rPr>
-        <w:t>Hashing SHA-256</w:t>
+        <w:t>Hashing</w:t>
+      </w:r>
+      <w:proofErr w:type="spellEnd"/>
+      <w:r>
+        <w:rPr>
+          <w:b/>
+          <w:bCs/>
+        </w:rPr>
+        <w:t xml:space="preserve"> SHA-256</w:t>
       </w:r>
       <w:r>
         <w:t>: genera huellas irreversibles de contraseñas para la autenticación local.</w:t>
@@ -610,7 +846,41 @@
                 <w:szCs w:val="16"/>
                 <w:lang w:val="en-US"/>
               </w:rPr>
-              <w:t>fun encrypt(plainText: String): String {</w:t>
+              <w:t xml:space="preserve">fun </w:t>
+            </w:r>
+            <w:proofErr w:type="gramStart"/>
+            <w:r>
+              <w:rPr>
+                <w:rFonts w:ascii="Courier New" w:eastAsia="Courier New" w:hAnsi="Courier New" w:cs="Courier New"/>
+                <w:color w:val="1B5E20"/>
+                <w:sz w:val="16"/>
+                <w:szCs w:val="16"/>
+                <w:lang w:val="en-US"/>
+              </w:rPr>
+              <w:t>encrypt(</w:t>
+            </w:r>
+            <w:proofErr w:type="spellStart"/>
+            <w:proofErr w:type="gramEnd"/>
+            <w:r>
+              <w:rPr>
+                <w:rFonts w:ascii="Courier New" w:eastAsia="Courier New" w:hAnsi="Courier New" w:cs="Courier New"/>
+                <w:color w:val="1B5E20"/>
+                <w:sz w:val="16"/>
+                <w:szCs w:val="16"/>
+                <w:lang w:val="en-US"/>
+              </w:rPr>
+              <w:t>plainText</w:t>
+            </w:r>
+            <w:proofErr w:type="spellEnd"/>
+            <w:r>
+              <w:rPr>
+                <w:rFonts w:ascii="Courier New" w:eastAsia="Courier New" w:hAnsi="Courier New" w:cs="Courier New"/>
+                <w:color w:val="1B5E20"/>
+                <w:sz w:val="16"/>
+                <w:szCs w:val="16"/>
+                <w:lang w:val="en-US"/>
+              </w:rPr>
+              <w:t>: String): String {</w:t>
             </w:r>
           </w:p>
         </w:tc>
@@ -647,7 +917,73 @@
                 <w:szCs w:val="16"/>
                 <w:lang w:val="en-US"/>
               </w:rPr>
-              <w:t xml:space="preserve">    val cipher = Cipher.getInstance("AES/GCM/NoPadding")</w:t>
+              <w:t xml:space="preserve">    </w:t>
+            </w:r>
+            <w:proofErr w:type="spellStart"/>
+            <w:r>
+              <w:rPr>
+                <w:rFonts w:ascii="Courier New" w:eastAsia="Courier New" w:hAnsi="Courier New" w:cs="Courier New"/>
+                <w:color w:val="1B5E20"/>
+                <w:sz w:val="16"/>
+                <w:szCs w:val="16"/>
+                <w:lang w:val="en-US"/>
+              </w:rPr>
+              <w:t>val</w:t>
+            </w:r>
+            <w:proofErr w:type="spellEnd"/>
+            <w:r>
+              <w:rPr>
+                <w:rFonts w:ascii="Courier New" w:eastAsia="Courier New" w:hAnsi="Courier New" w:cs="Courier New"/>
+                <w:color w:val="1B5E20"/>
+                <w:sz w:val="16"/>
+                <w:szCs w:val="16"/>
+                <w:lang w:val="en-US"/>
+              </w:rPr>
+              <w:t xml:space="preserve"> cipher = </w:t>
+            </w:r>
+            <w:proofErr w:type="spellStart"/>
+            <w:r>
+              <w:rPr>
+                <w:rFonts w:ascii="Courier New" w:eastAsia="Courier New" w:hAnsi="Courier New" w:cs="Courier New"/>
+                <w:color w:val="1B5E20"/>
+                <w:sz w:val="16"/>
+                <w:szCs w:val="16"/>
+                <w:lang w:val="en-US"/>
+              </w:rPr>
+              <w:t>Cipher.getInstance</w:t>
+            </w:r>
+            <w:proofErr w:type="spellEnd"/>
+            <w:r>
+              <w:rPr>
+                <w:rFonts w:ascii="Courier New" w:eastAsia="Courier New" w:hAnsi="Courier New" w:cs="Courier New"/>
+                <w:color w:val="1B5E20"/>
+                <w:sz w:val="16"/>
+                <w:szCs w:val="16"/>
+                <w:lang w:val="en-US"/>
+              </w:rPr>
+              <w:t>("AES/GCM/</w:t>
+            </w:r>
+            <w:proofErr w:type="spellStart"/>
+            <w:r>
+              <w:rPr>
+                <w:rFonts w:ascii="Courier New" w:eastAsia="Courier New" w:hAnsi="Courier New" w:cs="Courier New"/>
+                <w:color w:val="1B5E20"/>
+                <w:sz w:val="16"/>
+                <w:szCs w:val="16"/>
+                <w:lang w:val="en-US"/>
+              </w:rPr>
+              <w:t>NoPadding</w:t>
+            </w:r>
+            <w:proofErr w:type="spellEnd"/>
+            <w:r>
+              <w:rPr>
+                <w:rFonts w:ascii="Courier New" w:eastAsia="Courier New" w:hAnsi="Courier New" w:cs="Courier New"/>
+                <w:color w:val="1B5E20"/>
+                <w:sz w:val="16"/>
+                <w:szCs w:val="16"/>
+                <w:lang w:val="en-US"/>
+              </w:rPr>
+              <w:t>")</w:t>
             </w:r>
           </w:p>
         </w:tc>
@@ -684,7 +1020,75 @@
                 <w:szCs w:val="16"/>
                 <w:lang w:val="en-US"/>
               </w:rPr>
-              <w:t xml:space="preserve">    cipher.init(Cipher.ENCRYPT_MODE, getOrCreateKey())</w:t>
+              <w:t xml:space="preserve">    </w:t>
+            </w:r>
+            <w:proofErr w:type="spellStart"/>
+            <w:proofErr w:type="gramStart"/>
+            <w:r>
+              <w:rPr>
+                <w:rFonts w:ascii="Courier New" w:eastAsia="Courier New" w:hAnsi="Courier New" w:cs="Courier New"/>
+                <w:color w:val="1B5E20"/>
+                <w:sz w:val="16"/>
+                <w:szCs w:val="16"/>
+                <w:lang w:val="en-US"/>
+              </w:rPr>
+              <w:t>cipher.init</w:t>
+            </w:r>
+            <w:proofErr w:type="spellEnd"/>
+            <w:proofErr w:type="gramEnd"/>
+            <w:r>
+              <w:rPr>
+                <w:rFonts w:ascii="Courier New" w:eastAsia="Courier New" w:hAnsi="Courier New" w:cs="Courier New"/>
+                <w:color w:val="1B5E20"/>
+                <w:sz w:val="16"/>
+                <w:szCs w:val="16"/>
+                <w:lang w:val="en-US"/>
+              </w:rPr>
+              <w:t>(</w:t>
+            </w:r>
+            <w:proofErr w:type="spellStart"/>
+            <w:r>
+              <w:rPr>
+                <w:rFonts w:ascii="Courier New" w:eastAsia="Courier New" w:hAnsi="Courier New" w:cs="Courier New"/>
+                <w:color w:val="1B5E20"/>
+                <w:sz w:val="16"/>
+                <w:szCs w:val="16"/>
+                <w:lang w:val="en-US"/>
+              </w:rPr>
+              <w:t>Cipher.ENCRYPT_MODE</w:t>
+            </w:r>
+            <w:proofErr w:type="spellEnd"/>
+            <w:r>
+              <w:rPr>
+                <w:rFonts w:ascii="Courier New" w:eastAsia="Courier New" w:hAnsi="Courier New" w:cs="Courier New"/>
+                <w:color w:val="1B5E20"/>
+                <w:sz w:val="16"/>
+                <w:szCs w:val="16"/>
+                <w:lang w:val="en-US"/>
+              </w:rPr>
+              <w:t xml:space="preserve">, </w:t>
+            </w:r>
+            <w:proofErr w:type="spellStart"/>
+            <w:r>
+              <w:rPr>
+                <w:rFonts w:ascii="Courier New" w:eastAsia="Courier New" w:hAnsi="Courier New" w:cs="Courier New"/>
+                <w:color w:val="1B5E20"/>
+                <w:sz w:val="16"/>
+                <w:szCs w:val="16"/>
+                <w:lang w:val="en-US"/>
+              </w:rPr>
+              <w:t>getOrCreateKey</w:t>
+            </w:r>
+            <w:proofErr w:type="spellEnd"/>
+            <w:r>
+              <w:rPr>
+                <w:rFonts w:ascii="Courier New" w:eastAsia="Courier New" w:hAnsi="Courier New" w:cs="Courier New"/>
+                <w:color w:val="1B5E20"/>
+                <w:sz w:val="16"/>
+                <w:szCs w:val="16"/>
+                <w:lang w:val="en-US"/>
+              </w:rPr>
+              <w:t>())</w:t>
             </w:r>
           </w:p>
         </w:tc>
@@ -725,7 +1129,29 @@
                 <w:sz w:val="16"/>
                 <w:szCs w:val="16"/>
               </w:rPr>
-              <w:t>val iv         = cipher.iv              // 12 bytes aleatorios</w:t>
+              <w:t xml:space="preserve">val iv         = </w:t>
+            </w:r>
+            <w:proofErr w:type="spellStart"/>
+            <w:proofErr w:type="gramStart"/>
+            <w:r>
+              <w:rPr>
+                <w:rFonts w:ascii="Courier New" w:eastAsia="Courier New" w:hAnsi="Courier New" w:cs="Courier New"/>
+                <w:color w:val="1B5E20"/>
+                <w:sz w:val="16"/>
+                <w:szCs w:val="16"/>
+              </w:rPr>
+              <w:t>cipher.iv</w:t>
+            </w:r>
+            <w:proofErr w:type="spellEnd"/>
+            <w:proofErr w:type="gramEnd"/>
+            <w:r>
+              <w:rPr>
+                <w:rFonts w:ascii="Courier New" w:eastAsia="Courier New" w:hAnsi="Courier New" w:cs="Courier New"/>
+                <w:color w:val="1B5E20"/>
+                <w:sz w:val="16"/>
+                <w:szCs w:val="16"/>
+              </w:rPr>
+              <w:t xml:space="preserve">              // 12 bytes aleatorios</w:t>
             </w:r>
           </w:p>
         </w:tc>
@@ -763,15 +1189,95 @@
               </w:rPr>
               <w:t xml:space="preserve">    </w:t>
             </w:r>
-            <w:r>
-              <w:rPr>
-                <w:rFonts w:ascii="Courier New" w:eastAsia="Courier New" w:hAnsi="Courier New" w:cs="Courier New"/>
-                <w:color w:val="1B5E20"/>
-                <w:sz w:val="16"/>
-                <w:szCs w:val="16"/>
-                <w:lang w:val="en-US"/>
-              </w:rPr>
-              <w:t>val cipherText = cipher.doFinal(plainText.toByteArray(Charsets.UTF_8))</w:t>
+            <w:proofErr w:type="spellStart"/>
+            <w:r>
+              <w:rPr>
+                <w:rFonts w:ascii="Courier New" w:eastAsia="Courier New" w:hAnsi="Courier New" w:cs="Courier New"/>
+                <w:color w:val="1B5E20"/>
+                <w:sz w:val="16"/>
+                <w:szCs w:val="16"/>
+                <w:lang w:val="en-US"/>
+              </w:rPr>
+              <w:t>val</w:t>
+            </w:r>
+            <w:proofErr w:type="spellEnd"/>
+            <w:r>
+              <w:rPr>
+                <w:rFonts w:ascii="Courier New" w:eastAsia="Courier New" w:hAnsi="Courier New" w:cs="Courier New"/>
+                <w:color w:val="1B5E20"/>
+                <w:sz w:val="16"/>
+                <w:szCs w:val="16"/>
+                <w:lang w:val="en-US"/>
+              </w:rPr>
+              <w:t xml:space="preserve"> </w:t>
+            </w:r>
+            <w:proofErr w:type="spellStart"/>
+            <w:r>
+              <w:rPr>
+                <w:rFonts w:ascii="Courier New" w:eastAsia="Courier New" w:hAnsi="Courier New" w:cs="Courier New"/>
+                <w:color w:val="1B5E20"/>
+                <w:sz w:val="16"/>
+                <w:szCs w:val="16"/>
+                <w:lang w:val="en-US"/>
+              </w:rPr>
+              <w:t>cipherText</w:t>
+            </w:r>
+            <w:proofErr w:type="spellEnd"/>
+            <w:r>
+              <w:rPr>
+                <w:rFonts w:ascii="Courier New" w:eastAsia="Courier New" w:hAnsi="Courier New" w:cs="Courier New"/>
+                <w:color w:val="1B5E20"/>
+                <w:sz w:val="16"/>
+                <w:szCs w:val="16"/>
+                <w:lang w:val="en-US"/>
+              </w:rPr>
+              <w:t xml:space="preserve"> = </w:t>
+            </w:r>
+            <w:proofErr w:type="spellStart"/>
+            <w:proofErr w:type="gramStart"/>
+            <w:r>
+              <w:rPr>
+                <w:rFonts w:ascii="Courier New" w:eastAsia="Courier New" w:hAnsi="Courier New" w:cs="Courier New"/>
+                <w:color w:val="1B5E20"/>
+                <w:sz w:val="16"/>
+                <w:szCs w:val="16"/>
+                <w:lang w:val="en-US"/>
+              </w:rPr>
+              <w:t>cipher.doFinal</w:t>
+            </w:r>
+            <w:proofErr w:type="spellEnd"/>
+            <w:proofErr w:type="gramEnd"/>
+            <w:r>
+              <w:rPr>
+                <w:rFonts w:ascii="Courier New" w:eastAsia="Courier New" w:hAnsi="Courier New" w:cs="Courier New"/>
+                <w:color w:val="1B5E20"/>
+                <w:sz w:val="16"/>
+                <w:szCs w:val="16"/>
+                <w:lang w:val="en-US"/>
+              </w:rPr>
+              <w:t>(</w:t>
+            </w:r>
+            <w:proofErr w:type="spellStart"/>
+            <w:r>
+              <w:rPr>
+                <w:rFonts w:ascii="Courier New" w:eastAsia="Courier New" w:hAnsi="Courier New" w:cs="Courier New"/>
+                <w:color w:val="1B5E20"/>
+                <w:sz w:val="16"/>
+                <w:szCs w:val="16"/>
+                <w:lang w:val="en-US"/>
+              </w:rPr>
+              <w:t>plainText.toByteArray</w:t>
+            </w:r>
+            <w:proofErr w:type="spellEnd"/>
+            <w:r>
+              <w:rPr>
+                <w:rFonts w:ascii="Courier New" w:eastAsia="Courier New" w:hAnsi="Courier New" w:cs="Courier New"/>
+                <w:color w:val="1B5E20"/>
+                <w:sz w:val="16"/>
+                <w:szCs w:val="16"/>
+                <w:lang w:val="en-US"/>
+              </w:rPr>
+              <w:t>(Charsets.UTF_8))</w:t>
             </w:r>
           </w:p>
         </w:tc>
@@ -808,7 +1314,51 @@
                 <w:szCs w:val="16"/>
                 <w:lang w:val="en-US"/>
               </w:rPr>
-              <w:t xml:space="preserve">    val combined   = iv + cipherText        // IV || ciphertext</w:t>
+              <w:t xml:space="preserve">    </w:t>
+            </w:r>
+            <w:proofErr w:type="spellStart"/>
+            <w:r>
+              <w:rPr>
+                <w:rFonts w:ascii="Courier New" w:eastAsia="Courier New" w:hAnsi="Courier New" w:cs="Courier New"/>
+                <w:color w:val="1B5E20"/>
+                <w:sz w:val="16"/>
+                <w:szCs w:val="16"/>
+                <w:lang w:val="en-US"/>
+              </w:rPr>
+              <w:t>val</w:t>
+            </w:r>
+            <w:proofErr w:type="spellEnd"/>
+            <w:r>
+              <w:rPr>
+                <w:rFonts w:ascii="Courier New" w:eastAsia="Courier New" w:hAnsi="Courier New" w:cs="Courier New"/>
+                <w:color w:val="1B5E20"/>
+                <w:sz w:val="16"/>
+                <w:szCs w:val="16"/>
+                <w:lang w:val="en-US"/>
+              </w:rPr>
+              <w:t xml:space="preserve"> combined   = iv + </w:t>
+            </w:r>
+            <w:proofErr w:type="spellStart"/>
+            <w:r>
+              <w:rPr>
+                <w:rFonts w:ascii="Courier New" w:eastAsia="Courier New" w:hAnsi="Courier New" w:cs="Courier New"/>
+                <w:color w:val="1B5E20"/>
+                <w:sz w:val="16"/>
+                <w:szCs w:val="16"/>
+                <w:lang w:val="en-US"/>
+              </w:rPr>
+              <w:t>cipherText</w:t>
+            </w:r>
+            <w:proofErr w:type="spellEnd"/>
+            <w:r>
+              <w:rPr>
+                <w:rFonts w:ascii="Courier New" w:eastAsia="Courier New" w:hAnsi="Courier New" w:cs="Courier New"/>
+                <w:color w:val="1B5E20"/>
+                <w:sz w:val="16"/>
+                <w:szCs w:val="16"/>
+                <w:lang w:val="en-US"/>
+              </w:rPr>
+              <w:t xml:space="preserve">        // IV || ciphertext</w:t>
             </w:r>
           </w:p>
         </w:tc>
@@ -948,7 +1498,27 @@
                 <w:sz w:val="16"/>
                 <w:szCs w:val="16"/>
               </w:rPr>
-              <w:t>// Hashing SHA-256 (contraseñas locales)</w:t>
+              <w:t xml:space="preserve">// </w:t>
+            </w:r>
+            <w:proofErr w:type="spellStart"/>
+            <w:r>
+              <w:rPr>
+                <w:rFonts w:ascii="Courier New" w:eastAsia="Courier New" w:hAnsi="Courier New" w:cs="Courier New"/>
+                <w:color w:val="1B5E20"/>
+                <w:sz w:val="16"/>
+                <w:szCs w:val="16"/>
+              </w:rPr>
+              <w:t>Hashing</w:t>
+            </w:r>
+            <w:proofErr w:type="spellEnd"/>
+            <w:r>
+              <w:rPr>
+                <w:rFonts w:ascii="Courier New" w:eastAsia="Courier New" w:hAnsi="Courier New" w:cs="Courier New"/>
+                <w:color w:val="1B5E20"/>
+                <w:sz w:val="16"/>
+                <w:szCs w:val="16"/>
+              </w:rPr>
+              <w:t xml:space="preserve"> SHA-256 (contraseñas locales)</w:t>
             </w:r>
           </w:p>
         </w:tc>
@@ -1022,7 +1592,51 @@
                 <w:szCs w:val="16"/>
                 <w:lang w:val="en-US"/>
               </w:rPr>
-              <w:t xml:space="preserve">    val digest = MessageDigest.getInstance("SHA-256")</w:t>
+              <w:t xml:space="preserve">    </w:t>
+            </w:r>
+            <w:proofErr w:type="spellStart"/>
+            <w:r>
+              <w:rPr>
+                <w:rFonts w:ascii="Courier New" w:eastAsia="Courier New" w:hAnsi="Courier New" w:cs="Courier New"/>
+                <w:color w:val="1B5E20"/>
+                <w:sz w:val="16"/>
+                <w:szCs w:val="16"/>
+                <w:lang w:val="en-US"/>
+              </w:rPr>
+              <w:t>val</w:t>
+            </w:r>
+            <w:proofErr w:type="spellEnd"/>
+            <w:r>
+              <w:rPr>
+                <w:rFonts w:ascii="Courier New" w:eastAsia="Courier New" w:hAnsi="Courier New" w:cs="Courier New"/>
+                <w:color w:val="1B5E20"/>
+                <w:sz w:val="16"/>
+                <w:szCs w:val="16"/>
+                <w:lang w:val="en-US"/>
+              </w:rPr>
+              <w:t xml:space="preserve"> digest = </w:t>
+            </w:r>
+            <w:proofErr w:type="spellStart"/>
+            <w:r>
+              <w:rPr>
+                <w:rFonts w:ascii="Courier New" w:eastAsia="Courier New" w:hAnsi="Courier New" w:cs="Courier New"/>
+                <w:color w:val="1B5E20"/>
+                <w:sz w:val="16"/>
+                <w:szCs w:val="16"/>
+                <w:lang w:val="en-US"/>
+              </w:rPr>
+              <w:t>MessageDigest.getInstance</w:t>
+            </w:r>
+            <w:proofErr w:type="spellEnd"/>
+            <w:r>
+              <w:rPr>
+                <w:rFonts w:ascii="Courier New" w:eastAsia="Courier New" w:hAnsi="Courier New" w:cs="Courier New"/>
+                <w:color w:val="1B5E20"/>
+                <w:sz w:val="16"/>
+                <w:szCs w:val="16"/>
+                <w:lang w:val="en-US"/>
+              </w:rPr>
+              <w:t>("SHA-256")</w:t>
             </w:r>
           </w:p>
         </w:tc>
@@ -1059,7 +1673,95 @@
                 <w:szCs w:val="16"/>
                 <w:lang w:val="en-US"/>
               </w:rPr>
-              <w:t xml:space="preserve">    val bytes  = digest.digest(input.toByteArray(Charsets.UTF_8))</w:t>
+              <w:t xml:space="preserve">    </w:t>
+            </w:r>
+            <w:proofErr w:type="spellStart"/>
+            <w:r>
+              <w:rPr>
+                <w:rFonts w:ascii="Courier New" w:eastAsia="Courier New" w:hAnsi="Courier New" w:cs="Courier New"/>
+                <w:color w:val="1B5E20"/>
+                <w:sz w:val="16"/>
+                <w:szCs w:val="16"/>
+                <w:lang w:val="en-US"/>
+              </w:rPr>
+              <w:t>val</w:t>
+            </w:r>
+            <w:proofErr w:type="spellEnd"/>
+            <w:r>
+              <w:rPr>
+                <w:rFonts w:ascii="Courier New" w:eastAsia="Courier New" w:hAnsi="Courier New" w:cs="Courier New"/>
+                <w:color w:val="1B5E20"/>
+                <w:sz w:val="16"/>
+                <w:szCs w:val="16"/>
+                <w:lang w:val="en-US"/>
+              </w:rPr>
+              <w:t xml:space="preserve"> </w:t>
+            </w:r>
+            <w:proofErr w:type="gramStart"/>
+            <w:r>
+              <w:rPr>
+                <w:rFonts w:ascii="Courier New" w:eastAsia="Courier New" w:hAnsi="Courier New" w:cs="Courier New"/>
+                <w:color w:val="1B5E20"/>
+                <w:sz w:val="16"/>
+                <w:szCs w:val="16"/>
+                <w:lang w:val="en-US"/>
+              </w:rPr>
+              <w:t>bytes  =</w:t>
+            </w:r>
+            <w:proofErr w:type="gramEnd"/>
+            <w:r>
+              <w:rPr>
+                <w:rFonts w:ascii="Courier New" w:eastAsia="Courier New" w:hAnsi="Courier New" w:cs="Courier New"/>
+                <w:color w:val="1B5E20"/>
+                <w:sz w:val="16"/>
+                <w:szCs w:val="16"/>
+                <w:lang w:val="en-US"/>
+              </w:rPr>
+              <w:t xml:space="preserve"> </w:t>
+            </w:r>
+            <w:proofErr w:type="spellStart"/>
+            <w:r>
+              <w:rPr>
+                <w:rFonts w:ascii="Courier New" w:eastAsia="Courier New" w:hAnsi="Courier New" w:cs="Courier New"/>
+                <w:color w:val="1B5E20"/>
+                <w:sz w:val="16"/>
+                <w:szCs w:val="16"/>
+                <w:lang w:val="en-US"/>
+              </w:rPr>
+              <w:t>digest.digest</w:t>
+            </w:r>
+            <w:proofErr w:type="spellEnd"/>
+            <w:r>
+              <w:rPr>
+                <w:rFonts w:ascii="Courier New" w:eastAsia="Courier New" w:hAnsi="Courier New" w:cs="Courier New"/>
+                <w:color w:val="1B5E20"/>
+                <w:sz w:val="16"/>
+                <w:szCs w:val="16"/>
+                <w:lang w:val="en-US"/>
+              </w:rPr>
+              <w:t>(</w:t>
+            </w:r>
+            <w:proofErr w:type="spellStart"/>
+            <w:r>
+              <w:rPr>
+                <w:rFonts w:ascii="Courier New" w:eastAsia="Courier New" w:hAnsi="Courier New" w:cs="Courier New"/>
+                <w:color w:val="1B5E20"/>
+                <w:sz w:val="16"/>
+                <w:szCs w:val="16"/>
+                <w:lang w:val="en-US"/>
+              </w:rPr>
+              <w:t>input.toByteArray</w:t>
+            </w:r>
+            <w:proofErr w:type="spellEnd"/>
+            <w:r>
+              <w:rPr>
+                <w:rFonts w:ascii="Courier New" w:eastAsia="Courier New" w:hAnsi="Courier New" w:cs="Courier New"/>
+                <w:color w:val="1B5E20"/>
+                <w:sz w:val="16"/>
+                <w:szCs w:val="16"/>
+                <w:lang w:val="en-US"/>
+              </w:rPr>
+              <w:t>(Charsets.UTF_8))</w:t>
             </w:r>
           </w:p>
         </w:tc>
@@ -1096,7 +1798,31 @@
                 <w:szCs w:val="16"/>
                 <w:lang w:val="en-US"/>
               </w:rPr>
-              <w:t xml:space="preserve">    return bytes.joinToString("") { "%02x".format(it) }</w:t>
+              <w:t xml:space="preserve">    return </w:t>
+            </w:r>
+            <w:proofErr w:type="spellStart"/>
+            <w:proofErr w:type="gramStart"/>
+            <w:r>
+              <w:rPr>
+                <w:rFonts w:ascii="Courier New" w:eastAsia="Courier New" w:hAnsi="Courier New" w:cs="Courier New"/>
+                <w:color w:val="1B5E20"/>
+                <w:sz w:val="16"/>
+                <w:szCs w:val="16"/>
+                <w:lang w:val="en-US"/>
+              </w:rPr>
+              <w:t>bytes.joinToString</w:t>
+            </w:r>
+            <w:proofErr w:type="spellEnd"/>
+            <w:proofErr w:type="gramEnd"/>
+            <w:r>
+              <w:rPr>
+                <w:rFonts w:ascii="Courier New" w:eastAsia="Courier New" w:hAnsi="Courier New" w:cs="Courier New"/>
+                <w:color w:val="1B5E20"/>
+                <w:sz w:val="16"/>
+                <w:szCs w:val="16"/>
+                <w:lang w:val="en-US"/>
+              </w:rPr>
+              <w:t>("") { "%02x".format(it) }</w:t>
             </w:r>
           </w:p>
         </w:tc>
@@ -1127,6 +1853,7 @@
                 <w:sz w:val="16"/>
                 <w:szCs w:val="16"/>
               </w:rPr>
+              <w:lastRenderedPageBreak/>
               <w:t>}</w:t>
             </w:r>
           </w:p>
@@ -1142,9 +1869,21 @@
       <w:pPr>
         <w:pStyle w:val="Ttulo2"/>
       </w:pPr>
-      <w:r>
-        <w:lastRenderedPageBreak/>
-        <w:t>2.3  Autenticación local con EncryptedSharedPreferences (Paso 2)</w:t>
+      <w:proofErr w:type="gramStart"/>
+      <w:r>
+        <w:t>2.3  Autenticación</w:t>
+      </w:r>
+      <w:proofErr w:type="gramEnd"/>
+      <w:r>
+        <w:t xml:space="preserve"> local con </w:t>
+      </w:r>
+      <w:proofErr w:type="spellStart"/>
+      <w:r>
+        <w:t>EncryptedSharedPreferences</w:t>
+      </w:r>
+      <w:proofErr w:type="spellEnd"/>
+      <w:r>
+        <w:t xml:space="preserve"> (Paso 2)</w:t>
       </w:r>
     </w:p>
     <w:p>
@@ -1155,6 +1894,7 @@
       <w:r>
         <w:t xml:space="preserve">Se implementó un sistema de autenticación local en </w:t>
       </w:r>
+      <w:proofErr w:type="spellStart"/>
       <w:r>
         <w:rPr>
           <w:b/>
@@ -1162,6 +1902,7 @@
         </w:rPr>
         <w:t>AuthManager</w:t>
       </w:r>
+      <w:proofErr w:type="spellEnd"/>
       <w:r>
         <w:t xml:space="preserve"> </w:t>
       </w:r>
@@ -1176,7 +1917,15 @@
         <w:t>nunca se almacena en texto plano</w:t>
       </w:r>
       <w:r>
-        <w:t>: solo su hash SHA-256, cifrado dentro de EncryptedSharedPreferences (AES-256-GCM).</w:t>
+        <w:t xml:space="preserve">: solo su hash SHA-256, cifrado dentro de </w:t>
+      </w:r>
+      <w:proofErr w:type="spellStart"/>
+      <w:r>
+        <w:t>EncryptedSharedPreferences</w:t>
+      </w:r>
+      <w:proofErr w:type="spellEnd"/>
+      <w:r>
+        <w:t xml:space="preserve"> (AES-256-GCM).</w:t>
       </w:r>
     </w:p>
     <w:p>
@@ -1228,16 +1977,56 @@
                 <w:sz w:val="16"/>
                 <w:szCs w:val="16"/>
               </w:rPr>
-              <w:t>// data/AuthManager.kt — guardar credenciales loca</w:t>
-            </w:r>
-            <w:r>
-              <w:rPr>
-                <w:rFonts w:ascii="Courier New" w:eastAsia="Courier New" w:hAnsi="Courier New" w:cs="Courier New"/>
-                <w:color w:val="1B5E20"/>
-                <w:sz w:val="16"/>
-                <w:szCs w:val="16"/>
-              </w:rPr>
-              <w:t>les tras login exitoso</w:t>
+              <w:t>// data/</w:t>
+            </w:r>
+            <w:proofErr w:type="spellStart"/>
+            <w:r>
+              <w:rPr>
+                <w:rFonts w:ascii="Courier New" w:eastAsia="Courier New" w:hAnsi="Courier New" w:cs="Courier New"/>
+                <w:color w:val="1B5E20"/>
+                <w:sz w:val="16"/>
+                <w:szCs w:val="16"/>
+              </w:rPr>
+              <w:t>AuthManager.kt</w:t>
+            </w:r>
+            <w:proofErr w:type="spellEnd"/>
+            <w:r>
+              <w:rPr>
+                <w:rFonts w:ascii="Courier New" w:eastAsia="Courier New" w:hAnsi="Courier New" w:cs="Courier New"/>
+                <w:color w:val="1B5E20"/>
+                <w:sz w:val="16"/>
+                <w:szCs w:val="16"/>
+              </w:rPr>
+              <w:t xml:space="preserve"> — guardar credenciales loca</w:t>
+            </w:r>
+            <w:r>
+              <w:rPr>
+                <w:rFonts w:ascii="Courier New" w:eastAsia="Courier New" w:hAnsi="Courier New" w:cs="Courier New"/>
+                <w:color w:val="1B5E20"/>
+                <w:sz w:val="16"/>
+                <w:szCs w:val="16"/>
+              </w:rPr>
+              <w:t xml:space="preserve">les tras </w:t>
+            </w:r>
+            <w:proofErr w:type="spellStart"/>
+            <w:r>
+              <w:rPr>
+                <w:rFonts w:ascii="Courier New" w:eastAsia="Courier New" w:hAnsi="Courier New" w:cs="Courier New"/>
+                <w:color w:val="1B5E20"/>
+                <w:sz w:val="16"/>
+                <w:szCs w:val="16"/>
+              </w:rPr>
+              <w:t>login</w:t>
+            </w:r>
+            <w:proofErr w:type="spellEnd"/>
+            <w:r>
+              <w:rPr>
+                <w:rFonts w:ascii="Courier New" w:eastAsia="Courier New" w:hAnsi="Courier New" w:cs="Courier New"/>
+                <w:color w:val="1B5E20"/>
+                <w:sz w:val="16"/>
+                <w:szCs w:val="16"/>
+              </w:rPr>
+              <w:t xml:space="preserve"> exitoso</w:t>
             </w:r>
           </w:p>
         </w:tc>
@@ -1274,7 +2063,41 @@
                 <w:szCs w:val="16"/>
                 <w:lang w:val="en-US"/>
               </w:rPr>
-              <w:t>private fun saveLocalCredentials(email: String, password: String) {</w:t>
+              <w:t xml:space="preserve">private fun </w:t>
+            </w:r>
+            <w:proofErr w:type="spellStart"/>
+            <w:proofErr w:type="gramStart"/>
+            <w:r>
+              <w:rPr>
+                <w:rFonts w:ascii="Courier New" w:eastAsia="Courier New" w:hAnsi="Courier New" w:cs="Courier New"/>
+                <w:color w:val="1B5E20"/>
+                <w:sz w:val="16"/>
+                <w:szCs w:val="16"/>
+                <w:lang w:val="en-US"/>
+              </w:rPr>
+              <w:t>saveLocalCredentials</w:t>
+            </w:r>
+            <w:proofErr w:type="spellEnd"/>
+            <w:r>
+              <w:rPr>
+                <w:rFonts w:ascii="Courier New" w:eastAsia="Courier New" w:hAnsi="Courier New" w:cs="Courier New"/>
+                <w:color w:val="1B5E20"/>
+                <w:sz w:val="16"/>
+                <w:szCs w:val="16"/>
+                <w:lang w:val="en-US"/>
+              </w:rPr>
+              <w:t>(</w:t>
+            </w:r>
+            <w:proofErr w:type="gramEnd"/>
+            <w:r>
+              <w:rPr>
+                <w:rFonts w:ascii="Courier New" w:eastAsia="Courier New" w:hAnsi="Courier New" w:cs="Courier New"/>
+                <w:color w:val="1B5E20"/>
+                <w:sz w:val="16"/>
+                <w:szCs w:val="16"/>
+                <w:lang w:val="en-US"/>
+              </w:rPr>
+              <w:t>email: String, password: String) {</w:t>
             </w:r>
           </w:p>
         </w:tc>
@@ -1308,14 +2131,27 @@
               </w:rPr>
               <w:t xml:space="preserve">    </w:t>
             </w:r>
-            <w:r>
-              <w:rPr>
-                <w:rFonts w:ascii="Courier New" w:eastAsia="Courier New" w:hAnsi="Courier New" w:cs="Courier New"/>
-                <w:color w:val="1B5E20"/>
-                <w:sz w:val="16"/>
-                <w:szCs w:val="16"/>
-              </w:rPr>
-              <w:t>crypto.securePrefs.edit()</w:t>
+            <w:proofErr w:type="spellStart"/>
+            <w:proofErr w:type="gramStart"/>
+            <w:r>
+              <w:rPr>
+                <w:rFonts w:ascii="Courier New" w:eastAsia="Courier New" w:hAnsi="Courier New" w:cs="Courier New"/>
+                <w:color w:val="1B5E20"/>
+                <w:sz w:val="16"/>
+                <w:szCs w:val="16"/>
+              </w:rPr>
+              <w:t>crypto.securePrefs.edit</w:t>
+            </w:r>
+            <w:proofErr w:type="spellEnd"/>
+            <w:proofErr w:type="gramEnd"/>
+            <w:r>
+              <w:rPr>
+                <w:rFonts w:ascii="Courier New" w:eastAsia="Courier New" w:hAnsi="Courier New" w:cs="Courier New"/>
+                <w:color w:val="1B5E20"/>
+                <w:sz w:val="16"/>
+                <w:szCs w:val="16"/>
+              </w:rPr>
+              <w:t>()</w:t>
             </w:r>
           </w:p>
         </w:tc>
@@ -1352,7 +2188,63 @@
                 <w:szCs w:val="16"/>
                 <w:lang w:val="en-US"/>
               </w:rPr>
-              <w:t xml:space="preserve">        .putString(KEY_LOCAL_EMAIL,  email.trim().lowercase())</w:t>
+              <w:t xml:space="preserve">        </w:t>
+            </w:r>
+            <w:proofErr w:type="gramStart"/>
+            <w:r>
+              <w:rPr>
+                <w:rFonts w:ascii="Courier New" w:eastAsia="Courier New" w:hAnsi="Courier New" w:cs="Courier New"/>
+                <w:color w:val="1B5E20"/>
+                <w:sz w:val="16"/>
+                <w:szCs w:val="16"/>
+                <w:lang w:val="en-US"/>
+              </w:rPr>
+              <w:t>.</w:t>
+            </w:r>
+            <w:proofErr w:type="spellStart"/>
+            <w:r>
+              <w:rPr>
+                <w:rFonts w:ascii="Courier New" w:eastAsia="Courier New" w:hAnsi="Courier New" w:cs="Courier New"/>
+                <w:color w:val="1B5E20"/>
+                <w:sz w:val="16"/>
+                <w:szCs w:val="16"/>
+                <w:lang w:val="en-US"/>
+              </w:rPr>
+              <w:t>putString</w:t>
+            </w:r>
+            <w:proofErr w:type="spellEnd"/>
+            <w:proofErr w:type="gramEnd"/>
+            <w:r>
+              <w:rPr>
+                <w:rFonts w:ascii="Courier New" w:eastAsia="Courier New" w:hAnsi="Courier New" w:cs="Courier New"/>
+                <w:color w:val="1B5E20"/>
+                <w:sz w:val="16"/>
+                <w:szCs w:val="16"/>
+                <w:lang w:val="en-US"/>
+              </w:rPr>
+              <w:t xml:space="preserve">(KEY_LOCAL_EMAIL,  </w:t>
+            </w:r>
+            <w:proofErr w:type="spellStart"/>
+            <w:r>
+              <w:rPr>
+                <w:rFonts w:ascii="Courier New" w:eastAsia="Courier New" w:hAnsi="Courier New" w:cs="Courier New"/>
+                <w:color w:val="1B5E20"/>
+                <w:sz w:val="16"/>
+                <w:szCs w:val="16"/>
+                <w:lang w:val="en-US"/>
+              </w:rPr>
+              <w:t>email.trim</w:t>
+            </w:r>
+            <w:proofErr w:type="spellEnd"/>
+            <w:r>
+              <w:rPr>
+                <w:rFonts w:ascii="Courier New" w:eastAsia="Courier New" w:hAnsi="Courier New" w:cs="Courier New"/>
+                <w:color w:val="1B5E20"/>
+                <w:sz w:val="16"/>
+                <w:szCs w:val="16"/>
+                <w:lang w:val="en-US"/>
+              </w:rPr>
+              <w:t>().lowercase())</w:t>
             </w:r>
           </w:p>
         </w:tc>
@@ -1389,7 +2281,41 @@
                 <w:szCs w:val="16"/>
                 <w:lang w:val="en-US"/>
               </w:rPr>
-              <w:t xml:space="preserve">        .putString(KEY_LOCAL_PWHASH, crypto.hashSHA256(password)) // SHA-256</w:t>
+              <w:t xml:space="preserve">        </w:t>
+            </w:r>
+            <w:proofErr w:type="gramStart"/>
+            <w:r>
+              <w:rPr>
+                <w:rFonts w:ascii="Courier New" w:eastAsia="Courier New" w:hAnsi="Courier New" w:cs="Courier New"/>
+                <w:color w:val="1B5E20"/>
+                <w:sz w:val="16"/>
+                <w:szCs w:val="16"/>
+                <w:lang w:val="en-US"/>
+              </w:rPr>
+              <w:t>.</w:t>
+            </w:r>
+            <w:proofErr w:type="spellStart"/>
+            <w:r>
+              <w:rPr>
+                <w:rFonts w:ascii="Courier New" w:eastAsia="Courier New" w:hAnsi="Courier New" w:cs="Courier New"/>
+                <w:color w:val="1B5E20"/>
+                <w:sz w:val="16"/>
+                <w:szCs w:val="16"/>
+                <w:lang w:val="en-US"/>
+              </w:rPr>
+              <w:t>putString</w:t>
+            </w:r>
+            <w:proofErr w:type="spellEnd"/>
+            <w:proofErr w:type="gramEnd"/>
+            <w:r>
+              <w:rPr>
+                <w:rFonts w:ascii="Courier New" w:eastAsia="Courier New" w:hAnsi="Courier New" w:cs="Courier New"/>
+                <w:color w:val="1B5E20"/>
+                <w:sz w:val="16"/>
+                <w:szCs w:val="16"/>
+                <w:lang w:val="en-US"/>
+              </w:rPr>
+              <w:t>(KEY_LOCAL_PWHASH, crypto.hashSHA256(password)) // SHA-256</w:t>
             </w:r>
           </w:p>
         </w:tc>
@@ -1423,14 +2349,36 @@
               </w:rPr>
               <w:t xml:space="preserve">        </w:t>
             </w:r>
-            <w:r>
-              <w:rPr>
-                <w:rFonts w:ascii="Courier New" w:eastAsia="Courier New" w:hAnsi="Courier New" w:cs="Courier New"/>
-                <w:color w:val="1B5E20"/>
-                <w:sz w:val="16"/>
-                <w:szCs w:val="16"/>
-              </w:rPr>
-              <w:t>.apply()</w:t>
+            <w:proofErr w:type="gramStart"/>
+            <w:r>
+              <w:rPr>
+                <w:rFonts w:ascii="Courier New" w:eastAsia="Courier New" w:hAnsi="Courier New" w:cs="Courier New"/>
+                <w:color w:val="1B5E20"/>
+                <w:sz w:val="16"/>
+                <w:szCs w:val="16"/>
+              </w:rPr>
+              <w:t>.</w:t>
+            </w:r>
+            <w:proofErr w:type="spellStart"/>
+            <w:r>
+              <w:rPr>
+                <w:rFonts w:ascii="Courier New" w:eastAsia="Courier New" w:hAnsi="Courier New" w:cs="Courier New"/>
+                <w:color w:val="1B5E20"/>
+                <w:sz w:val="16"/>
+                <w:szCs w:val="16"/>
+              </w:rPr>
+              <w:t>apply</w:t>
+            </w:r>
+            <w:proofErr w:type="spellEnd"/>
+            <w:proofErr w:type="gramEnd"/>
+            <w:r>
+              <w:rPr>
+                <w:rFonts w:ascii="Courier New" w:eastAsia="Courier New" w:hAnsi="Courier New" w:cs="Courier New"/>
+                <w:color w:val="1B5E20"/>
+                <w:sz w:val="16"/>
+                <w:szCs w:val="16"/>
+              </w:rPr>
+              <w:t>()</w:t>
             </w:r>
           </w:p>
         </w:tc>
@@ -1560,7 +2508,41 @@
                 <w:szCs w:val="16"/>
                 <w:lang w:val="en-US"/>
               </w:rPr>
-              <w:t>fun verifyLocalCredentials(email: String, password: String): Boolean {</w:t>
+              <w:t xml:space="preserve">fun </w:t>
+            </w:r>
+            <w:proofErr w:type="spellStart"/>
+            <w:proofErr w:type="gramStart"/>
+            <w:r>
+              <w:rPr>
+                <w:rFonts w:ascii="Courier New" w:eastAsia="Courier New" w:hAnsi="Courier New" w:cs="Courier New"/>
+                <w:color w:val="1B5E20"/>
+                <w:sz w:val="16"/>
+                <w:szCs w:val="16"/>
+                <w:lang w:val="en-US"/>
+              </w:rPr>
+              <w:t>verifyLocalCredentials</w:t>
+            </w:r>
+            <w:proofErr w:type="spellEnd"/>
+            <w:r>
+              <w:rPr>
+                <w:rFonts w:ascii="Courier New" w:eastAsia="Courier New" w:hAnsi="Courier New" w:cs="Courier New"/>
+                <w:color w:val="1B5E20"/>
+                <w:sz w:val="16"/>
+                <w:szCs w:val="16"/>
+                <w:lang w:val="en-US"/>
+              </w:rPr>
+              <w:t>(</w:t>
+            </w:r>
+            <w:proofErr w:type="gramEnd"/>
+            <w:r>
+              <w:rPr>
+                <w:rFonts w:ascii="Courier New" w:eastAsia="Courier New" w:hAnsi="Courier New" w:cs="Courier New"/>
+                <w:color w:val="1B5E20"/>
+                <w:sz w:val="16"/>
+                <w:szCs w:val="16"/>
+                <w:lang w:val="en-US"/>
+              </w:rPr>
+              <w:t>email: String, password: String): Boolean {</w:t>
             </w:r>
           </w:p>
         </w:tc>
@@ -1597,7 +2579,75 @@
                 <w:szCs w:val="16"/>
                 <w:lang w:val="en-US"/>
               </w:rPr>
-              <w:t xml:space="preserve">    val storedEmail = crypto.securePrefs.getString(KEY_LOCAL_EMAIL,  null) ?: return false</w:t>
+              <w:t xml:space="preserve">    </w:t>
+            </w:r>
+            <w:proofErr w:type="spellStart"/>
+            <w:r>
+              <w:rPr>
+                <w:rFonts w:ascii="Courier New" w:eastAsia="Courier New" w:hAnsi="Courier New" w:cs="Courier New"/>
+                <w:color w:val="1B5E20"/>
+                <w:sz w:val="16"/>
+                <w:szCs w:val="16"/>
+                <w:lang w:val="en-US"/>
+              </w:rPr>
+              <w:t>val</w:t>
+            </w:r>
+            <w:proofErr w:type="spellEnd"/>
+            <w:r>
+              <w:rPr>
+                <w:rFonts w:ascii="Courier New" w:eastAsia="Courier New" w:hAnsi="Courier New" w:cs="Courier New"/>
+                <w:color w:val="1B5E20"/>
+                <w:sz w:val="16"/>
+                <w:szCs w:val="16"/>
+                <w:lang w:val="en-US"/>
+              </w:rPr>
+              <w:t xml:space="preserve"> </w:t>
+            </w:r>
+            <w:proofErr w:type="spellStart"/>
+            <w:r>
+              <w:rPr>
+                <w:rFonts w:ascii="Courier New" w:eastAsia="Courier New" w:hAnsi="Courier New" w:cs="Courier New"/>
+                <w:color w:val="1B5E20"/>
+                <w:sz w:val="16"/>
+                <w:szCs w:val="16"/>
+                <w:lang w:val="en-US"/>
+              </w:rPr>
+              <w:t>storedEmail</w:t>
+            </w:r>
+            <w:proofErr w:type="spellEnd"/>
+            <w:r>
+              <w:rPr>
+                <w:rFonts w:ascii="Courier New" w:eastAsia="Courier New" w:hAnsi="Courier New" w:cs="Courier New"/>
+                <w:color w:val="1B5E20"/>
+                <w:sz w:val="16"/>
+                <w:szCs w:val="16"/>
+                <w:lang w:val="en-US"/>
+              </w:rPr>
+              <w:t xml:space="preserve"> = </w:t>
+            </w:r>
+            <w:proofErr w:type="spellStart"/>
+            <w:proofErr w:type="gramStart"/>
+            <w:r>
+              <w:rPr>
+                <w:rFonts w:ascii="Courier New" w:eastAsia="Courier New" w:hAnsi="Courier New" w:cs="Courier New"/>
+                <w:color w:val="1B5E20"/>
+                <w:sz w:val="16"/>
+                <w:szCs w:val="16"/>
+                <w:lang w:val="en-US"/>
+              </w:rPr>
+              <w:t>crypto.securePrefs.getString</w:t>
+            </w:r>
+            <w:proofErr w:type="spellEnd"/>
+            <w:proofErr w:type="gramEnd"/>
+            <w:r>
+              <w:rPr>
+                <w:rFonts w:ascii="Courier New" w:eastAsia="Courier New" w:hAnsi="Courier New" w:cs="Courier New"/>
+                <w:color w:val="1B5E20"/>
+                <w:sz w:val="16"/>
+                <w:szCs w:val="16"/>
+                <w:lang w:val="en-US"/>
+              </w:rPr>
+              <w:t>(KEY_LOCAL_EMAIL,  null) ?: return false</w:t>
             </w:r>
           </w:p>
         </w:tc>
@@ -1634,7 +2684,85 @@
                 <w:szCs w:val="16"/>
                 <w:lang w:val="en-US"/>
               </w:rPr>
-              <w:t xml:space="preserve">    val storedHash  = crypto.securePrefs.getString(KEY_LOCAL_PWHASH, null) ?: return false</w:t>
+              <w:t xml:space="preserve">    </w:t>
+            </w:r>
+            <w:proofErr w:type="spellStart"/>
+            <w:r>
+              <w:rPr>
+                <w:rFonts w:ascii="Courier New" w:eastAsia="Courier New" w:hAnsi="Courier New" w:cs="Courier New"/>
+                <w:color w:val="1B5E20"/>
+                <w:sz w:val="16"/>
+                <w:szCs w:val="16"/>
+                <w:lang w:val="en-US"/>
+              </w:rPr>
+              <w:t>val</w:t>
+            </w:r>
+            <w:proofErr w:type="spellEnd"/>
+            <w:r>
+              <w:rPr>
+                <w:rFonts w:ascii="Courier New" w:eastAsia="Courier New" w:hAnsi="Courier New" w:cs="Courier New"/>
+                <w:color w:val="1B5E20"/>
+                <w:sz w:val="16"/>
+                <w:szCs w:val="16"/>
+                <w:lang w:val="en-US"/>
+              </w:rPr>
+              <w:t xml:space="preserve"> </w:t>
+            </w:r>
+            <w:proofErr w:type="spellStart"/>
+            <w:proofErr w:type="gramStart"/>
+            <w:r>
+              <w:rPr>
+                <w:rFonts w:ascii="Courier New" w:eastAsia="Courier New" w:hAnsi="Courier New" w:cs="Courier New"/>
+                <w:color w:val="1B5E20"/>
+                <w:sz w:val="16"/>
+                <w:szCs w:val="16"/>
+                <w:lang w:val="en-US"/>
+              </w:rPr>
+              <w:t>storedHash</w:t>
+            </w:r>
+            <w:proofErr w:type="spellEnd"/>
+            <w:r>
+              <w:rPr>
+                <w:rFonts w:ascii="Courier New" w:eastAsia="Courier New" w:hAnsi="Courier New" w:cs="Courier New"/>
+                <w:color w:val="1B5E20"/>
+                <w:sz w:val="16"/>
+                <w:szCs w:val="16"/>
+                <w:lang w:val="en-US"/>
+              </w:rPr>
+              <w:t xml:space="preserve">  =</w:t>
+            </w:r>
+            <w:proofErr w:type="gramEnd"/>
+            <w:r>
+              <w:rPr>
+                <w:rFonts w:ascii="Courier New" w:eastAsia="Courier New" w:hAnsi="Courier New" w:cs="Courier New"/>
+                <w:color w:val="1B5E20"/>
+                <w:sz w:val="16"/>
+                <w:szCs w:val="16"/>
+                <w:lang w:val="en-US"/>
+              </w:rPr>
+              <w:t xml:space="preserve"> </w:t>
+            </w:r>
+            <w:proofErr w:type="spellStart"/>
+            <w:r>
+              <w:rPr>
+                <w:rFonts w:ascii="Courier New" w:eastAsia="Courier New" w:hAnsi="Courier New" w:cs="Courier New"/>
+                <w:color w:val="1B5E20"/>
+                <w:sz w:val="16"/>
+                <w:szCs w:val="16"/>
+                <w:lang w:val="en-US"/>
+              </w:rPr>
+              <w:t>crypto.securePrefs.getString</w:t>
+            </w:r>
+            <w:proofErr w:type="spellEnd"/>
+            <w:r>
+              <w:rPr>
+                <w:rFonts w:ascii="Courier New" w:eastAsia="Courier New" w:hAnsi="Courier New" w:cs="Courier New"/>
+                <w:color w:val="1B5E20"/>
+                <w:sz w:val="16"/>
+                <w:szCs w:val="16"/>
+                <w:lang w:val="en-US"/>
+              </w:rPr>
+              <w:t>(KEY_LOCAL_PWHASH, null) ?: return false</w:t>
             </w:r>
           </w:p>
         </w:tc>
@@ -1671,8 +2799,44 @@
                 <w:szCs w:val="16"/>
                 <w:lang w:val="en-US"/>
               </w:rPr>
-              <w:t xml:space="preserve">    return email.trim().lowercase() == storedEmail</w:t>
-            </w:r>
+              <w:t xml:space="preserve">    return </w:t>
+            </w:r>
+            <w:proofErr w:type="spellStart"/>
+            <w:proofErr w:type="gramStart"/>
+            <w:r>
+              <w:rPr>
+                <w:rFonts w:ascii="Courier New" w:eastAsia="Courier New" w:hAnsi="Courier New" w:cs="Courier New"/>
+                <w:color w:val="1B5E20"/>
+                <w:sz w:val="16"/>
+                <w:szCs w:val="16"/>
+                <w:lang w:val="en-US"/>
+              </w:rPr>
+              <w:t>email.trim</w:t>
+            </w:r>
+            <w:proofErr w:type="spellEnd"/>
+            <w:proofErr w:type="gramEnd"/>
+            <w:r>
+              <w:rPr>
+                <w:rFonts w:ascii="Courier New" w:eastAsia="Courier New" w:hAnsi="Courier New" w:cs="Courier New"/>
+                <w:color w:val="1B5E20"/>
+                <w:sz w:val="16"/>
+                <w:szCs w:val="16"/>
+                <w:lang w:val="en-US"/>
+              </w:rPr>
+              <w:t xml:space="preserve">().lowercase() == </w:t>
+            </w:r>
+            <w:proofErr w:type="spellStart"/>
+            <w:r>
+              <w:rPr>
+                <w:rFonts w:ascii="Courier New" w:eastAsia="Courier New" w:hAnsi="Courier New" w:cs="Courier New"/>
+                <w:color w:val="1B5E20"/>
+                <w:sz w:val="16"/>
+                <w:szCs w:val="16"/>
+                <w:lang w:val="en-US"/>
+              </w:rPr>
+              <w:t>storedEmail</w:t>
+            </w:r>
+            <w:proofErr w:type="spellEnd"/>
           </w:p>
         </w:tc>
       </w:tr>
@@ -1712,8 +2876,59 @@
                 <w:sz w:val="16"/>
                 <w:szCs w:val="16"/>
               </w:rPr>
-              <w:t>&amp;&amp; crypto.hashSHA256(password) == storedHash</w:t>
-            </w:r>
+              <w:t xml:space="preserve">&amp;&amp; </w:t>
+            </w:r>
+            <w:proofErr w:type="gramStart"/>
+            <w:r>
+              <w:rPr>
+                <w:rFonts w:ascii="Courier New" w:eastAsia="Courier New" w:hAnsi="Courier New" w:cs="Courier New"/>
+                <w:color w:val="1B5E20"/>
+                <w:sz w:val="16"/>
+                <w:szCs w:val="16"/>
+              </w:rPr>
+              <w:t>crypto.hashSHA</w:t>
+            </w:r>
+            <w:proofErr w:type="gramEnd"/>
+            <w:r>
+              <w:rPr>
+                <w:rFonts w:ascii="Courier New" w:eastAsia="Courier New" w:hAnsi="Courier New" w:cs="Courier New"/>
+                <w:color w:val="1B5E20"/>
+                <w:sz w:val="16"/>
+                <w:szCs w:val="16"/>
+              </w:rPr>
+              <w:t>256(</w:t>
+            </w:r>
+            <w:proofErr w:type="spellStart"/>
+            <w:r>
+              <w:rPr>
+                <w:rFonts w:ascii="Courier New" w:eastAsia="Courier New" w:hAnsi="Courier New" w:cs="Courier New"/>
+                <w:color w:val="1B5E20"/>
+                <w:sz w:val="16"/>
+                <w:szCs w:val="16"/>
+              </w:rPr>
+              <w:t>password</w:t>
+            </w:r>
+            <w:proofErr w:type="spellEnd"/>
+            <w:r>
+              <w:rPr>
+                <w:rFonts w:ascii="Courier New" w:eastAsia="Courier New" w:hAnsi="Courier New" w:cs="Courier New"/>
+                <w:color w:val="1B5E20"/>
+                <w:sz w:val="16"/>
+                <w:szCs w:val="16"/>
+              </w:rPr>
+              <w:t xml:space="preserve">) == </w:t>
+            </w:r>
+            <w:proofErr w:type="spellStart"/>
+            <w:r>
+              <w:rPr>
+                <w:rFonts w:ascii="Courier New" w:eastAsia="Courier New" w:hAnsi="Courier New" w:cs="Courier New"/>
+                <w:color w:val="1B5E20"/>
+                <w:sz w:val="16"/>
+                <w:szCs w:val="16"/>
+              </w:rPr>
+              <w:t>storedHash</w:t>
+            </w:r>
+            <w:proofErr w:type="spellEnd"/>
           </w:p>
         </w:tc>
       </w:tr>
@@ -1760,8 +2975,17 @@
         <w:jc w:val="both"/>
       </w:pPr>
       <w:r>
-        <w:t xml:space="preserve">El flujo de login en </w:t>
-      </w:r>
+        <w:t xml:space="preserve">El flujo de </w:t>
+      </w:r>
+      <w:proofErr w:type="spellStart"/>
+      <w:r>
+        <w:t>login</w:t>
+      </w:r>
+      <w:proofErr w:type="spellEnd"/>
+      <w:r>
+        <w:t xml:space="preserve"> en </w:t>
+      </w:r>
+      <w:proofErr w:type="spellStart"/>
       <w:r>
         <w:rPr>
           <w:b/>
@@ -1769,6 +2993,7 @@
         </w:rPr>
         <w:t>MainActivity</w:t>
       </w:r>
+      <w:proofErr w:type="spellEnd"/>
       <w:r>
         <w:t xml:space="preserve"> aplica la verificación local </w:t>
       </w:r>
@@ -1780,7 +3005,15 @@
         <w:t>antes</w:t>
       </w:r>
       <w:r>
-        <w:t xml:space="preserve"> de llamar a Firebase, actuando como primera línea de defensa:</w:t>
+        <w:t xml:space="preserve"> de llamar a </w:t>
+      </w:r>
+      <w:proofErr w:type="spellStart"/>
+      <w:r>
+        <w:t>Firebase</w:t>
+      </w:r>
+      <w:proofErr w:type="spellEnd"/>
+      <w:r>
+        <w:t>, actuando como primera línea de defensa:</w:t>
       </w:r>
     </w:p>
     <w:p>
@@ -1832,16 +3065,56 @@
                 <w:sz w:val="16"/>
                 <w:szCs w:val="16"/>
               </w:rPr>
-              <w:t>// MainActivi</w:t>
-            </w:r>
-            <w:r>
-              <w:rPr>
-                <w:rFonts w:ascii="Courier New" w:eastAsia="Courier New" w:hAnsi="Courier New" w:cs="Courier New"/>
-                <w:color w:val="1B5E20"/>
-                <w:sz w:val="16"/>
-                <w:szCs w:val="16"/>
-              </w:rPr>
-              <w:t>ty.kt — flujo de login con doble verificación</w:t>
+              <w:t xml:space="preserve">// </w:t>
+            </w:r>
+            <w:proofErr w:type="spellStart"/>
+            <w:r>
+              <w:rPr>
+                <w:rFonts w:ascii="Courier New" w:eastAsia="Courier New" w:hAnsi="Courier New" w:cs="Courier New"/>
+                <w:color w:val="1B5E20"/>
+                <w:sz w:val="16"/>
+                <w:szCs w:val="16"/>
+              </w:rPr>
+              <w:t>MainActivi</w:t>
+            </w:r>
+            <w:r>
+              <w:rPr>
+                <w:rFonts w:ascii="Courier New" w:eastAsia="Courier New" w:hAnsi="Courier New" w:cs="Courier New"/>
+                <w:color w:val="1B5E20"/>
+                <w:sz w:val="16"/>
+                <w:szCs w:val="16"/>
+              </w:rPr>
+              <w:t>ty.kt</w:t>
+            </w:r>
+            <w:proofErr w:type="spellEnd"/>
+            <w:r>
+              <w:rPr>
+                <w:rFonts w:ascii="Courier New" w:eastAsia="Courier New" w:hAnsi="Courier New" w:cs="Courier New"/>
+                <w:color w:val="1B5E20"/>
+                <w:sz w:val="16"/>
+                <w:szCs w:val="16"/>
+              </w:rPr>
+              <w:t xml:space="preserve"> — flujo de </w:t>
+            </w:r>
+            <w:proofErr w:type="spellStart"/>
+            <w:r>
+              <w:rPr>
+                <w:rFonts w:ascii="Courier New" w:eastAsia="Courier New" w:hAnsi="Courier New" w:cs="Courier New"/>
+                <w:color w:val="1B5E20"/>
+                <w:sz w:val="16"/>
+                <w:szCs w:val="16"/>
+              </w:rPr>
+              <w:t>login</w:t>
+            </w:r>
+            <w:proofErr w:type="spellEnd"/>
+            <w:r>
+              <w:rPr>
+                <w:rFonts w:ascii="Courier New" w:eastAsia="Courier New" w:hAnsi="Courier New" w:cs="Courier New"/>
+                <w:color w:val="1B5E20"/>
+                <w:sz w:val="16"/>
+                <w:szCs w:val="16"/>
+              </w:rPr>
+              <w:t xml:space="preserve"> con doble verificación</w:t>
             </w:r>
           </w:p>
         </w:tc>
@@ -1865,14 +3138,65 @@
             </w:tcMar>
           </w:tcPr>
           <w:p>
-            <w:r>
-              <w:rPr>
-                <w:rFonts w:ascii="Courier New" w:eastAsia="Courier New" w:hAnsi="Courier New" w:cs="Courier New"/>
-                <w:color w:val="1B5E20"/>
-                <w:sz w:val="16"/>
-                <w:szCs w:val="16"/>
-              </w:rPr>
-              <w:t>onLogin = { email, password -&gt;</w:t>
+            <w:proofErr w:type="spellStart"/>
+            <w:r>
+              <w:rPr>
+                <w:rFonts w:ascii="Courier New" w:eastAsia="Courier New" w:hAnsi="Courier New" w:cs="Courier New"/>
+                <w:color w:val="1B5E20"/>
+                <w:sz w:val="16"/>
+                <w:szCs w:val="16"/>
+              </w:rPr>
+              <w:t>onLogin</w:t>
+            </w:r>
+            <w:proofErr w:type="spellEnd"/>
+            <w:r>
+              <w:rPr>
+                <w:rFonts w:ascii="Courier New" w:eastAsia="Courier New" w:hAnsi="Courier New" w:cs="Courier New"/>
+                <w:color w:val="1B5E20"/>
+                <w:sz w:val="16"/>
+                <w:szCs w:val="16"/>
+              </w:rPr>
+              <w:t xml:space="preserve"> = </w:t>
+            </w:r>
+            <w:proofErr w:type="gramStart"/>
+            <w:r>
+              <w:rPr>
+                <w:rFonts w:ascii="Courier New" w:eastAsia="Courier New" w:hAnsi="Courier New" w:cs="Courier New"/>
+                <w:color w:val="1B5E20"/>
+                <w:sz w:val="16"/>
+                <w:szCs w:val="16"/>
+              </w:rPr>
+              <w:t>{ email</w:t>
+            </w:r>
+            <w:proofErr w:type="gramEnd"/>
+            <w:r>
+              <w:rPr>
+                <w:rFonts w:ascii="Courier New" w:eastAsia="Courier New" w:hAnsi="Courier New" w:cs="Courier New"/>
+                <w:color w:val="1B5E20"/>
+                <w:sz w:val="16"/>
+                <w:szCs w:val="16"/>
+              </w:rPr>
+              <w:t xml:space="preserve">, </w:t>
+            </w:r>
+            <w:proofErr w:type="spellStart"/>
+            <w:r>
+              <w:rPr>
+                <w:rFonts w:ascii="Courier New" w:eastAsia="Courier New" w:hAnsi="Courier New" w:cs="Courier New"/>
+                <w:color w:val="1B5E20"/>
+                <w:sz w:val="16"/>
+                <w:szCs w:val="16"/>
+              </w:rPr>
+              <w:t>password</w:t>
+            </w:r>
+            <w:proofErr w:type="spellEnd"/>
+            <w:r>
+              <w:rPr>
+                <w:rFonts w:ascii="Courier New" w:eastAsia="Courier New" w:hAnsi="Courier New" w:cs="Courier New"/>
+                <w:color w:val="1B5E20"/>
+                <w:sz w:val="16"/>
+                <w:szCs w:val="16"/>
+              </w:rPr>
+              <w:t xml:space="preserve"> -&gt;</w:t>
             </w:r>
           </w:p>
         </w:tc>
@@ -1903,7 +3227,27 @@
                 <w:sz w:val="16"/>
                 <w:szCs w:val="16"/>
               </w:rPr>
-              <w:t xml:space="preserve">    // Paso 1: verificación local (SHA-256 vs EncryptedSharedPreferences)</w:t>
+              <w:t xml:space="preserve">    // Paso 1: verificación local (SHA-256 vs </w:t>
+            </w:r>
+            <w:proofErr w:type="spellStart"/>
+            <w:r>
+              <w:rPr>
+                <w:rFonts w:ascii="Courier New" w:eastAsia="Courier New" w:hAnsi="Courier New" w:cs="Courier New"/>
+                <w:color w:val="1B5E20"/>
+                <w:sz w:val="16"/>
+                <w:szCs w:val="16"/>
+              </w:rPr>
+              <w:t>EncryptedSharedPreferences</w:t>
+            </w:r>
+            <w:proofErr w:type="spellEnd"/>
+            <w:r>
+              <w:rPr>
+                <w:rFonts w:ascii="Courier New" w:eastAsia="Courier New" w:hAnsi="Courier New" w:cs="Courier New"/>
+                <w:color w:val="1B5E20"/>
+                <w:sz w:val="16"/>
+                <w:szCs w:val="16"/>
+              </w:rPr>
+              <w:t>)</w:t>
             </w:r>
           </w:p>
         </w:tc>
@@ -1934,7 +3278,47 @@
                 <w:sz w:val="16"/>
                 <w:szCs w:val="16"/>
               </w:rPr>
-              <w:t xml:space="preserve">    if (authManager.hasLocalCredentials &amp;&amp;</w:t>
+              <w:t xml:space="preserve">    </w:t>
+            </w:r>
+            <w:proofErr w:type="spellStart"/>
+            <w:r>
+              <w:rPr>
+                <w:rFonts w:ascii="Courier New" w:eastAsia="Courier New" w:hAnsi="Courier New" w:cs="Courier New"/>
+                <w:color w:val="1B5E20"/>
+                <w:sz w:val="16"/>
+                <w:szCs w:val="16"/>
+              </w:rPr>
+              <w:t>if</w:t>
+            </w:r>
+            <w:proofErr w:type="spellEnd"/>
+            <w:r>
+              <w:rPr>
+                <w:rFonts w:ascii="Courier New" w:eastAsia="Courier New" w:hAnsi="Courier New" w:cs="Courier New"/>
+                <w:color w:val="1B5E20"/>
+                <w:sz w:val="16"/>
+                <w:szCs w:val="16"/>
+              </w:rPr>
+              <w:t xml:space="preserve"> (</w:t>
+            </w:r>
+            <w:proofErr w:type="spellStart"/>
+            <w:r>
+              <w:rPr>
+                <w:rFonts w:ascii="Courier New" w:eastAsia="Courier New" w:hAnsi="Courier New" w:cs="Courier New"/>
+                <w:color w:val="1B5E20"/>
+                <w:sz w:val="16"/>
+                <w:szCs w:val="16"/>
+              </w:rPr>
+              <w:t>authManager.hasLocalCredentials</w:t>
+            </w:r>
+            <w:proofErr w:type="spellEnd"/>
+            <w:r>
+              <w:rPr>
+                <w:rFonts w:ascii="Courier New" w:eastAsia="Courier New" w:hAnsi="Courier New" w:cs="Courier New"/>
+                <w:color w:val="1B5E20"/>
+                <w:sz w:val="16"/>
+                <w:szCs w:val="16"/>
+              </w:rPr>
+              <w:t xml:space="preserve"> &amp;&amp;</w:t>
             </w:r>
           </w:p>
         </w:tc>
@@ -1965,7 +3349,58 @@
                 <w:sz w:val="16"/>
                 <w:szCs w:val="16"/>
               </w:rPr>
-              <w:t xml:space="preserve">        !authManager.verifyLocalCredentials(email, password)) {</w:t>
+              <w:t xml:space="preserve">        </w:t>
+            </w:r>
+            <w:proofErr w:type="gramStart"/>
+            <w:r>
+              <w:rPr>
+                <w:rFonts w:ascii="Courier New" w:eastAsia="Courier New" w:hAnsi="Courier New" w:cs="Courier New"/>
+                <w:color w:val="1B5E20"/>
+                <w:sz w:val="16"/>
+                <w:szCs w:val="16"/>
+              </w:rPr>
+              <w:t>!</w:t>
+            </w:r>
+            <w:proofErr w:type="spellStart"/>
+            <w:r>
+              <w:rPr>
+                <w:rFonts w:ascii="Courier New" w:eastAsia="Courier New" w:hAnsi="Courier New" w:cs="Courier New"/>
+                <w:color w:val="1B5E20"/>
+                <w:sz w:val="16"/>
+                <w:szCs w:val="16"/>
+              </w:rPr>
+              <w:t>authManager.verifyLocalCredentials</w:t>
+            </w:r>
+            <w:proofErr w:type="spellEnd"/>
+            <w:proofErr w:type="gramEnd"/>
+            <w:r>
+              <w:rPr>
+                <w:rFonts w:ascii="Courier New" w:eastAsia="Courier New" w:hAnsi="Courier New" w:cs="Courier New"/>
+                <w:color w:val="1B5E20"/>
+                <w:sz w:val="16"/>
+                <w:szCs w:val="16"/>
+              </w:rPr>
+              <w:t xml:space="preserve">(email, </w:t>
+            </w:r>
+            <w:proofErr w:type="spellStart"/>
+            <w:r>
+              <w:rPr>
+                <w:rFonts w:ascii="Courier New" w:eastAsia="Courier New" w:hAnsi="Courier New" w:cs="Courier New"/>
+                <w:color w:val="1B5E20"/>
+                <w:sz w:val="16"/>
+                <w:szCs w:val="16"/>
+              </w:rPr>
+              <w:t>password</w:t>
+            </w:r>
+            <w:proofErr w:type="spellEnd"/>
+            <w:r>
+              <w:rPr>
+                <w:rFonts w:ascii="Courier New" w:eastAsia="Courier New" w:hAnsi="Courier New" w:cs="Courier New"/>
+                <w:color w:val="1B5E20"/>
+                <w:sz w:val="16"/>
+                <w:szCs w:val="16"/>
+              </w:rPr>
+              <w:t>)) {</w:t>
             </w:r>
           </w:p>
         </w:tc>
@@ -1996,7 +3431,27 @@
                 <w:sz w:val="16"/>
                 <w:szCs w:val="16"/>
               </w:rPr>
-              <w:t xml:space="preserve">        authError = "Credenciales incorrectas"</w:t>
+              <w:t xml:space="preserve">        </w:t>
+            </w:r>
+            <w:proofErr w:type="spellStart"/>
+            <w:r>
+              <w:rPr>
+                <w:rFonts w:ascii="Courier New" w:eastAsia="Courier New" w:hAnsi="Courier New" w:cs="Courier New"/>
+                <w:color w:val="1B5E20"/>
+                <w:sz w:val="16"/>
+                <w:szCs w:val="16"/>
+              </w:rPr>
+              <w:t>authError</w:t>
+            </w:r>
+            <w:proofErr w:type="spellEnd"/>
+            <w:r>
+              <w:rPr>
+                <w:rFonts w:ascii="Courier New" w:eastAsia="Courier New" w:hAnsi="Courier New" w:cs="Courier New"/>
+                <w:color w:val="1B5E20"/>
+                <w:sz w:val="16"/>
+                <w:szCs w:val="16"/>
+              </w:rPr>
+              <w:t xml:space="preserve"> = "Credenciales incorrectas"</w:t>
             </w:r>
           </w:p>
         </w:tc>
@@ -2027,8 +3482,19 @@
                 <w:sz w:val="16"/>
                 <w:szCs w:val="16"/>
               </w:rPr>
-              <w:t xml:space="preserve">        return@launch</w:t>
-            </w:r>
+              <w:t xml:space="preserve">        </w:t>
+            </w:r>
+            <w:proofErr w:type="spellStart"/>
+            <w:r>
+              <w:rPr>
+                <w:rFonts w:ascii="Courier New" w:eastAsia="Courier New" w:hAnsi="Courier New" w:cs="Courier New"/>
+                <w:color w:val="1B5E20"/>
+                <w:sz w:val="16"/>
+                <w:szCs w:val="16"/>
+              </w:rPr>
+              <w:t>return@launch</w:t>
+            </w:r>
+            <w:proofErr w:type="spellEnd"/>
           </w:p>
         </w:tc>
       </w:tr>
@@ -2089,8 +3555,19 @@
                 <w:sz w:val="16"/>
                 <w:szCs w:val="16"/>
               </w:rPr>
-              <w:t xml:space="preserve">    // Paso 2: autenticación remota con Firebase</w:t>
-            </w:r>
+              <w:t xml:space="preserve">    // Paso 2: autenticación remota con </w:t>
+            </w:r>
+            <w:proofErr w:type="spellStart"/>
+            <w:r>
+              <w:rPr>
+                <w:rFonts w:ascii="Courier New" w:eastAsia="Courier New" w:hAnsi="Courier New" w:cs="Courier New"/>
+                <w:color w:val="1B5E20"/>
+                <w:sz w:val="16"/>
+                <w:szCs w:val="16"/>
+              </w:rPr>
+              <w:t>Firebase</w:t>
+            </w:r>
+            <w:proofErr w:type="spellEnd"/>
           </w:p>
         </w:tc>
       </w:tr>
@@ -2120,7 +3597,47 @@
                 <w:sz w:val="16"/>
                 <w:szCs w:val="16"/>
               </w:rPr>
-              <w:t xml:space="preserve">    authManager.login(email, password)</w:t>
+              <w:t xml:space="preserve">    </w:t>
+            </w:r>
+            <w:proofErr w:type="spellStart"/>
+            <w:r>
+              <w:rPr>
+                <w:rFonts w:ascii="Courier New" w:eastAsia="Courier New" w:hAnsi="Courier New" w:cs="Courier New"/>
+                <w:color w:val="1B5E20"/>
+                <w:sz w:val="16"/>
+                <w:szCs w:val="16"/>
+              </w:rPr>
+              <w:t>authManager.login</w:t>
+            </w:r>
+            <w:proofErr w:type="spellEnd"/>
+            <w:r>
+              <w:rPr>
+                <w:rFonts w:ascii="Courier New" w:eastAsia="Courier New" w:hAnsi="Courier New" w:cs="Courier New"/>
+                <w:color w:val="1B5E20"/>
+                <w:sz w:val="16"/>
+                <w:szCs w:val="16"/>
+              </w:rPr>
+              <w:t xml:space="preserve">(email, </w:t>
+            </w:r>
+            <w:proofErr w:type="spellStart"/>
+            <w:r>
+              <w:rPr>
+                <w:rFonts w:ascii="Courier New" w:eastAsia="Courier New" w:hAnsi="Courier New" w:cs="Courier New"/>
+                <w:color w:val="1B5E20"/>
+                <w:sz w:val="16"/>
+                <w:szCs w:val="16"/>
+              </w:rPr>
+              <w:t>password</w:t>
+            </w:r>
+            <w:proofErr w:type="spellEnd"/>
+            <w:r>
+              <w:rPr>
+                <w:rFonts w:ascii="Courier New" w:eastAsia="Courier New" w:hAnsi="Courier New" w:cs="Courier New"/>
+                <w:color w:val="1B5E20"/>
+                <w:sz w:val="16"/>
+                <w:szCs w:val="16"/>
+              </w:rPr>
+              <w:t>)</w:t>
             </w:r>
           </w:p>
         </w:tc>
@@ -2151,7 +3668,38 @@
                 <w:sz w:val="16"/>
                 <w:szCs w:val="16"/>
               </w:rPr>
-              <w:t xml:space="preserve">        .onSuccess { /*</w:t>
+              <w:t xml:space="preserve">        </w:t>
+            </w:r>
+            <w:proofErr w:type="gramStart"/>
+            <w:r>
+              <w:rPr>
+                <w:rFonts w:ascii="Courier New" w:eastAsia="Courier New" w:hAnsi="Courier New" w:cs="Courier New"/>
+                <w:color w:val="1B5E20"/>
+                <w:sz w:val="16"/>
+                <w:szCs w:val="16"/>
+              </w:rPr>
+              <w:t>.</w:t>
+            </w:r>
+            <w:proofErr w:type="spellStart"/>
+            <w:r>
+              <w:rPr>
+                <w:rFonts w:ascii="Courier New" w:eastAsia="Courier New" w:hAnsi="Courier New" w:cs="Courier New"/>
+                <w:color w:val="1B5E20"/>
+                <w:sz w:val="16"/>
+                <w:szCs w:val="16"/>
+              </w:rPr>
+              <w:t>onSuccess</w:t>
+            </w:r>
+            <w:proofErr w:type="spellEnd"/>
+            <w:proofErr w:type="gramEnd"/>
+            <w:r>
+              <w:rPr>
+                <w:rFonts w:ascii="Courier New" w:eastAsia="Courier New" w:hAnsi="Courier New" w:cs="Courier New"/>
+                <w:color w:val="1B5E20"/>
+                <w:sz w:val="16"/>
+                <w:szCs w:val="16"/>
+              </w:rPr>
+              <w:t xml:space="preserve"> { /*</w:t>
             </w:r>
             <w:r>
               <w:rPr>
@@ -2197,7 +3745,85 @@
                 <w:szCs w:val="16"/>
                 <w:lang w:val="en-US"/>
               </w:rPr>
-              <w:t xml:space="preserve">        .onFailure { e -&gt; authError = e.message }</w:t>
+              <w:t xml:space="preserve">        </w:t>
+            </w:r>
+            <w:proofErr w:type="gramStart"/>
+            <w:r>
+              <w:rPr>
+                <w:rFonts w:ascii="Courier New" w:eastAsia="Courier New" w:hAnsi="Courier New" w:cs="Courier New"/>
+                <w:color w:val="1B5E20"/>
+                <w:sz w:val="16"/>
+                <w:szCs w:val="16"/>
+                <w:lang w:val="en-US"/>
+              </w:rPr>
+              <w:t>.</w:t>
+            </w:r>
+            <w:proofErr w:type="spellStart"/>
+            <w:r>
+              <w:rPr>
+                <w:rFonts w:ascii="Courier New" w:eastAsia="Courier New" w:hAnsi="Courier New" w:cs="Courier New"/>
+                <w:color w:val="1B5E20"/>
+                <w:sz w:val="16"/>
+                <w:szCs w:val="16"/>
+                <w:lang w:val="en-US"/>
+              </w:rPr>
+              <w:t>onFailure</w:t>
+            </w:r>
+            <w:proofErr w:type="spellEnd"/>
+            <w:proofErr w:type="gramEnd"/>
+            <w:r>
+              <w:rPr>
+                <w:rFonts w:ascii="Courier New" w:eastAsia="Courier New" w:hAnsi="Courier New" w:cs="Courier New"/>
+                <w:color w:val="1B5E20"/>
+                <w:sz w:val="16"/>
+                <w:szCs w:val="16"/>
+                <w:lang w:val="en-US"/>
+              </w:rPr>
+              <w:t xml:space="preserve"> { e -&gt; </w:t>
+            </w:r>
+            <w:proofErr w:type="spellStart"/>
+            <w:r>
+              <w:rPr>
+                <w:rFonts w:ascii="Courier New" w:eastAsia="Courier New" w:hAnsi="Courier New" w:cs="Courier New"/>
+                <w:color w:val="1B5E20"/>
+                <w:sz w:val="16"/>
+                <w:szCs w:val="16"/>
+                <w:lang w:val="en-US"/>
+              </w:rPr>
+              <w:t>authError</w:t>
+            </w:r>
+            <w:proofErr w:type="spellEnd"/>
+            <w:r>
+              <w:rPr>
+                <w:rFonts w:ascii="Courier New" w:eastAsia="Courier New" w:hAnsi="Courier New" w:cs="Courier New"/>
+                <w:color w:val="1B5E20"/>
+                <w:sz w:val="16"/>
+                <w:szCs w:val="16"/>
+                <w:lang w:val="en-US"/>
+              </w:rPr>
+              <w:t xml:space="preserve"> = </w:t>
+            </w:r>
+            <w:proofErr w:type="spellStart"/>
+            <w:r>
+              <w:rPr>
+                <w:rFonts w:ascii="Courier New" w:eastAsia="Courier New" w:hAnsi="Courier New" w:cs="Courier New"/>
+                <w:color w:val="1B5E20"/>
+                <w:sz w:val="16"/>
+                <w:szCs w:val="16"/>
+                <w:lang w:val="en-US"/>
+              </w:rPr>
+              <w:t>e.message</w:t>
+            </w:r>
+            <w:proofErr w:type="spellEnd"/>
+            <w:r>
+              <w:rPr>
+                <w:rFonts w:ascii="Courier New" w:eastAsia="Courier New" w:hAnsi="Courier New" w:cs="Courier New"/>
+                <w:color w:val="1B5E20"/>
+                <w:sz w:val="16"/>
+                <w:szCs w:val="16"/>
+                <w:lang w:val="en-US"/>
+              </w:rPr>
+              <w:t xml:space="preserve"> }</w:t>
             </w:r>
           </w:p>
         </w:tc>
@@ -2243,17 +3869,80 @@
       <w:pPr>
         <w:pStyle w:val="Ttulo2"/>
       </w:pPr>
-      <w:r>
-        <w:t>2.4  Autenticación remota con Firebase Authentication</w:t>
-      </w:r>
+      <w:proofErr w:type="gramStart"/>
+      <w:r>
+        <w:t>2.4  Autenticación</w:t>
+      </w:r>
+      <w:proofErr w:type="gramEnd"/>
+      <w:r>
+        <w:t xml:space="preserve"> remota con </w:t>
+      </w:r>
+      <w:proofErr w:type="spellStart"/>
+      <w:r>
+        <w:t>Firebase</w:t>
+      </w:r>
+      <w:proofErr w:type="spellEnd"/>
+      <w:r>
+        <w:t xml:space="preserve"> </w:t>
+      </w:r>
+      <w:proofErr w:type="spellStart"/>
+      <w:r>
+        <w:t>Authentication</w:t>
+      </w:r>
+      <w:proofErr w:type="spellEnd"/>
     </w:p>
     <w:p>
       <w:pPr>
         <w:spacing w:after="120" w:line="276" w:lineRule="auto"/>
         <w:jc w:val="both"/>
       </w:pPr>
-      <w:r>
-        <w:t>Firebase Authentication gestiona el registro e inicio de sesión mediante email/contraseña. Las contraseñas las hashea Firebase (bcrypt) en sus servidores — nunca viajan ni se almacenan en claro. Sin sesión activa la app permanece en LoginScreen, garantizan</w:t>
+      <w:proofErr w:type="spellStart"/>
+      <w:r>
+        <w:t>Firebase</w:t>
+      </w:r>
+      <w:proofErr w:type="spellEnd"/>
+      <w:r>
+        <w:t xml:space="preserve"> </w:t>
+      </w:r>
+      <w:proofErr w:type="spellStart"/>
+      <w:r>
+        <w:t>Authentication</w:t>
+      </w:r>
+      <w:proofErr w:type="spellEnd"/>
+      <w:r>
+        <w:t xml:space="preserve"> gestiona el registro e inicio de sesión mediante email/contraseña. Las contraseñas las </w:t>
+      </w:r>
+      <w:proofErr w:type="spellStart"/>
+      <w:r>
+        <w:t>hashea</w:t>
+      </w:r>
+      <w:proofErr w:type="spellEnd"/>
+      <w:r>
+        <w:t xml:space="preserve"> </w:t>
+      </w:r>
+      <w:proofErr w:type="spellStart"/>
+      <w:r>
+        <w:t>Firebase</w:t>
+      </w:r>
+      <w:proofErr w:type="spellEnd"/>
+      <w:r>
+        <w:t xml:space="preserve"> (</w:t>
+      </w:r>
+      <w:proofErr w:type="spellStart"/>
+      <w:r>
+        <w:t>bcrypt</w:t>
+      </w:r>
+      <w:proofErr w:type="spellEnd"/>
+      <w:r>
+        <w:t xml:space="preserve">) en sus servidores — nunca viajan ni se almacenan en claro. Sin sesión activa la app permanece en </w:t>
+      </w:r>
+      <w:proofErr w:type="spellStart"/>
+      <w:r>
+        <w:t>LoginScreen</w:t>
+      </w:r>
+      <w:proofErr w:type="spellEnd"/>
+      <w:r>
+        <w:t>, garantizan</w:t>
       </w:r>
       <w:r>
         <w:t>do acceso controlado.</w:t>
@@ -2308,8 +3997,19 @@
                 <w:sz w:val="16"/>
                 <w:szCs w:val="16"/>
               </w:rPr>
-              <w:t>// data/AuthManager.kt</w:t>
-            </w:r>
+              <w:t>// data/</w:t>
+            </w:r>
+            <w:proofErr w:type="spellStart"/>
+            <w:r>
+              <w:rPr>
+                <w:rFonts w:ascii="Courier New" w:eastAsia="Courier New" w:hAnsi="Courier New" w:cs="Courier New"/>
+                <w:color w:val="1B5E20"/>
+                <w:sz w:val="16"/>
+                <w:szCs w:val="16"/>
+              </w:rPr>
+              <w:t>AuthManager.kt</w:t>
+            </w:r>
+            <w:proofErr w:type="spellEnd"/>
           </w:p>
         </w:tc>
       </w:tr>
@@ -2345,7 +4045,51 @@
                 <w:szCs w:val="16"/>
                 <w:lang w:val="en-US"/>
               </w:rPr>
-              <w:t>suspend fun login(email: String, password: String): Result&lt;FirebaseUser&gt; = try {</w:t>
+              <w:t xml:space="preserve">suspend fun </w:t>
+            </w:r>
+            <w:proofErr w:type="gramStart"/>
+            <w:r>
+              <w:rPr>
+                <w:rFonts w:ascii="Courier New" w:eastAsia="Courier New" w:hAnsi="Courier New" w:cs="Courier New"/>
+                <w:color w:val="1B5E20"/>
+                <w:sz w:val="16"/>
+                <w:szCs w:val="16"/>
+                <w:lang w:val="en-US"/>
+              </w:rPr>
+              <w:t>login(</w:t>
+            </w:r>
+            <w:proofErr w:type="gramEnd"/>
+            <w:r>
+              <w:rPr>
+                <w:rFonts w:ascii="Courier New" w:eastAsia="Courier New" w:hAnsi="Courier New" w:cs="Courier New"/>
+                <w:color w:val="1B5E20"/>
+                <w:sz w:val="16"/>
+                <w:szCs w:val="16"/>
+                <w:lang w:val="en-US"/>
+              </w:rPr>
+              <w:t>email: String, password: String): Result&lt;</w:t>
+            </w:r>
+            <w:proofErr w:type="spellStart"/>
+            <w:r>
+              <w:rPr>
+                <w:rFonts w:ascii="Courier New" w:eastAsia="Courier New" w:hAnsi="Courier New" w:cs="Courier New"/>
+                <w:color w:val="1B5E20"/>
+                <w:sz w:val="16"/>
+                <w:szCs w:val="16"/>
+                <w:lang w:val="en-US"/>
+              </w:rPr>
+              <w:t>FirebaseUser</w:t>
+            </w:r>
+            <w:proofErr w:type="spellEnd"/>
+            <w:r>
+              <w:rPr>
+                <w:rFonts w:ascii="Courier New" w:eastAsia="Courier New" w:hAnsi="Courier New" w:cs="Courier New"/>
+                <w:color w:val="1B5E20"/>
+                <w:sz w:val="16"/>
+                <w:szCs w:val="16"/>
+                <w:lang w:val="en-US"/>
+              </w:rPr>
+              <w:t>&gt; = try {</w:t>
             </w:r>
           </w:p>
         </w:tc>
@@ -2382,7 +4126,53 @@
                 <w:szCs w:val="16"/>
                 <w:lang w:val="en-US"/>
               </w:rPr>
-              <w:t xml:space="preserve">    val result = auth.signInWithEmailAndPassword(email, password).await()</w:t>
+              <w:t xml:space="preserve">    </w:t>
+            </w:r>
+            <w:proofErr w:type="spellStart"/>
+            <w:r>
+              <w:rPr>
+                <w:rFonts w:ascii="Courier New" w:eastAsia="Courier New" w:hAnsi="Courier New" w:cs="Courier New"/>
+                <w:color w:val="1B5E20"/>
+                <w:sz w:val="16"/>
+                <w:szCs w:val="16"/>
+                <w:lang w:val="en-US"/>
+              </w:rPr>
+              <w:t>val</w:t>
+            </w:r>
+            <w:proofErr w:type="spellEnd"/>
+            <w:r>
+              <w:rPr>
+                <w:rFonts w:ascii="Courier New" w:eastAsia="Courier New" w:hAnsi="Courier New" w:cs="Courier New"/>
+                <w:color w:val="1B5E20"/>
+                <w:sz w:val="16"/>
+                <w:szCs w:val="16"/>
+                <w:lang w:val="en-US"/>
+              </w:rPr>
+              <w:t xml:space="preserve"> result = </w:t>
+            </w:r>
+            <w:proofErr w:type="spellStart"/>
+            <w:proofErr w:type="gramStart"/>
+            <w:r>
+              <w:rPr>
+                <w:rFonts w:ascii="Courier New" w:eastAsia="Courier New" w:hAnsi="Courier New" w:cs="Courier New"/>
+                <w:color w:val="1B5E20"/>
+                <w:sz w:val="16"/>
+                <w:szCs w:val="16"/>
+                <w:lang w:val="en-US"/>
+              </w:rPr>
+              <w:t>auth.signInWithEmailAndPassword</w:t>
+            </w:r>
+            <w:proofErr w:type="spellEnd"/>
+            <w:proofErr w:type="gramEnd"/>
+            <w:r>
+              <w:rPr>
+                <w:rFonts w:ascii="Courier New" w:eastAsia="Courier New" w:hAnsi="Courier New" w:cs="Courier New"/>
+                <w:color w:val="1B5E20"/>
+                <w:sz w:val="16"/>
+                <w:szCs w:val="16"/>
+                <w:lang w:val="en-US"/>
+              </w:rPr>
+              <w:t>(email, password).await()</w:t>
             </w:r>
           </w:p>
         </w:tc>
@@ -2432,8 +4222,19 @@
                 <w:sz w:val="16"/>
                 <w:szCs w:val="16"/>
               </w:rPr>
-              <w:t>l pre-llenado</w:t>
-            </w:r>
+              <w:t xml:space="preserve">l </w:t>
+            </w:r>
+            <w:proofErr w:type="spellStart"/>
+            <w:r>
+              <w:rPr>
+                <w:rFonts w:ascii="Courier New" w:eastAsia="Courier New" w:hAnsi="Courier New" w:cs="Courier New"/>
+                <w:color w:val="1B5E20"/>
+                <w:sz w:val="16"/>
+                <w:szCs w:val="16"/>
+              </w:rPr>
+              <w:t>pre-llenado</w:t>
+            </w:r>
+            <w:proofErr w:type="spellEnd"/>
           </w:p>
         </w:tc>
       </w:tr>
@@ -2463,7 +4264,58 @@
                 <w:sz w:val="16"/>
                 <w:szCs w:val="16"/>
               </w:rPr>
-              <w:t xml:space="preserve">    saveLocalCredentials(email, password)</w:t>
+              <w:t xml:space="preserve">    </w:t>
+            </w:r>
+            <w:proofErr w:type="spellStart"/>
+            <w:proofErr w:type="gramStart"/>
+            <w:r>
+              <w:rPr>
+                <w:rFonts w:ascii="Courier New" w:eastAsia="Courier New" w:hAnsi="Courier New" w:cs="Courier New"/>
+                <w:color w:val="1B5E20"/>
+                <w:sz w:val="16"/>
+                <w:szCs w:val="16"/>
+              </w:rPr>
+              <w:t>saveLocalCredentials</w:t>
+            </w:r>
+            <w:proofErr w:type="spellEnd"/>
+            <w:r>
+              <w:rPr>
+                <w:rFonts w:ascii="Courier New" w:eastAsia="Courier New" w:hAnsi="Courier New" w:cs="Courier New"/>
+                <w:color w:val="1B5E20"/>
+                <w:sz w:val="16"/>
+                <w:szCs w:val="16"/>
+              </w:rPr>
+              <w:t>(</w:t>
+            </w:r>
+            <w:proofErr w:type="gramEnd"/>
+            <w:r>
+              <w:rPr>
+                <w:rFonts w:ascii="Courier New" w:eastAsia="Courier New" w:hAnsi="Courier New" w:cs="Courier New"/>
+                <w:color w:val="1B5E20"/>
+                <w:sz w:val="16"/>
+                <w:szCs w:val="16"/>
+              </w:rPr>
+              <w:t xml:space="preserve">email, </w:t>
+            </w:r>
+            <w:proofErr w:type="spellStart"/>
+            <w:r>
+              <w:rPr>
+                <w:rFonts w:ascii="Courier New" w:eastAsia="Courier New" w:hAnsi="Courier New" w:cs="Courier New"/>
+                <w:color w:val="1B5E20"/>
+                <w:sz w:val="16"/>
+                <w:szCs w:val="16"/>
+              </w:rPr>
+              <w:t>password</w:t>
+            </w:r>
+            <w:proofErr w:type="spellEnd"/>
+            <w:r>
+              <w:rPr>
+                <w:rFonts w:ascii="Courier New" w:eastAsia="Courier New" w:hAnsi="Courier New" w:cs="Courier New"/>
+                <w:color w:val="1B5E20"/>
+                <w:sz w:val="16"/>
+                <w:szCs w:val="16"/>
+              </w:rPr>
+              <w:t>)</w:t>
             </w:r>
           </w:p>
         </w:tc>
@@ -2500,7 +4352,53 @@
                 <w:szCs w:val="16"/>
                 <w:lang w:val="en-US"/>
               </w:rPr>
-              <w:t xml:space="preserve">    crypto.securePrefs.edit().putString(KEY_LAST_EMAIL, email).apply()</w:t>
+              <w:t xml:space="preserve">    </w:t>
+            </w:r>
+            <w:proofErr w:type="spellStart"/>
+            <w:proofErr w:type="gramStart"/>
+            <w:r>
+              <w:rPr>
+                <w:rFonts w:ascii="Courier New" w:eastAsia="Courier New" w:hAnsi="Courier New" w:cs="Courier New"/>
+                <w:color w:val="1B5E20"/>
+                <w:sz w:val="16"/>
+                <w:szCs w:val="16"/>
+                <w:lang w:val="en-US"/>
+              </w:rPr>
+              <w:t>crypto.securePrefs.edit</w:t>
+            </w:r>
+            <w:proofErr w:type="spellEnd"/>
+            <w:proofErr w:type="gramEnd"/>
+            <w:r>
+              <w:rPr>
+                <w:rFonts w:ascii="Courier New" w:eastAsia="Courier New" w:hAnsi="Courier New" w:cs="Courier New"/>
+                <w:color w:val="1B5E20"/>
+                <w:sz w:val="16"/>
+                <w:szCs w:val="16"/>
+                <w:lang w:val="en-US"/>
+              </w:rPr>
+              <w:t>().</w:t>
+            </w:r>
+            <w:proofErr w:type="spellStart"/>
+            <w:r>
+              <w:rPr>
+                <w:rFonts w:ascii="Courier New" w:eastAsia="Courier New" w:hAnsi="Courier New" w:cs="Courier New"/>
+                <w:color w:val="1B5E20"/>
+                <w:sz w:val="16"/>
+                <w:szCs w:val="16"/>
+                <w:lang w:val="en-US"/>
+              </w:rPr>
+              <w:t>putString</w:t>
+            </w:r>
+            <w:proofErr w:type="spellEnd"/>
+            <w:r>
+              <w:rPr>
+                <w:rFonts w:ascii="Courier New" w:eastAsia="Courier New" w:hAnsi="Courier New" w:cs="Courier New"/>
+                <w:color w:val="1B5E20"/>
+                <w:sz w:val="16"/>
+                <w:szCs w:val="16"/>
+                <w:lang w:val="en-US"/>
+              </w:rPr>
+              <w:t>(KEY_LAST_EMAIL, email).apply()</w:t>
             </w:r>
           </w:p>
         </w:tc>
@@ -2534,14 +4432,45 @@
               </w:rPr>
               <w:t xml:space="preserve">    </w:t>
             </w:r>
-            <w:r>
-              <w:rPr>
-                <w:rFonts w:ascii="Courier New" w:eastAsia="Courier New" w:hAnsi="Courier New" w:cs="Courier New"/>
-                <w:color w:val="1B5E20"/>
-                <w:sz w:val="16"/>
-                <w:szCs w:val="16"/>
-              </w:rPr>
-              <w:t>Result.success(result.user!!)</w:t>
+            <w:proofErr w:type="spellStart"/>
+            <w:r>
+              <w:rPr>
+                <w:rFonts w:ascii="Courier New" w:eastAsia="Courier New" w:hAnsi="Courier New" w:cs="Courier New"/>
+                <w:color w:val="1B5E20"/>
+                <w:sz w:val="16"/>
+                <w:szCs w:val="16"/>
+              </w:rPr>
+              <w:t>Result.success</w:t>
+            </w:r>
+            <w:proofErr w:type="spellEnd"/>
+            <w:r>
+              <w:rPr>
+                <w:rFonts w:ascii="Courier New" w:eastAsia="Courier New" w:hAnsi="Courier New" w:cs="Courier New"/>
+                <w:color w:val="1B5E20"/>
+                <w:sz w:val="16"/>
+                <w:szCs w:val="16"/>
+              </w:rPr>
+              <w:t>(</w:t>
+            </w:r>
+            <w:proofErr w:type="spellStart"/>
+            <w:r>
+              <w:rPr>
+                <w:rFonts w:ascii="Courier New" w:eastAsia="Courier New" w:hAnsi="Courier New" w:cs="Courier New"/>
+                <w:color w:val="1B5E20"/>
+                <w:sz w:val="16"/>
+                <w:szCs w:val="16"/>
+              </w:rPr>
+              <w:t>result.user</w:t>
+            </w:r>
+            <w:proofErr w:type="spellEnd"/>
+            <w:r>
+              <w:rPr>
+                <w:rFonts w:ascii="Courier New" w:eastAsia="Courier New" w:hAnsi="Courier New" w:cs="Courier New"/>
+                <w:color w:val="1B5E20"/>
+                <w:sz w:val="16"/>
+                <w:szCs w:val="16"/>
+              </w:rPr>
+              <w:t>!!)</w:t>
             </w:r>
           </w:p>
         </w:tc>
@@ -2572,7 +4501,58 @@
                 <w:sz w:val="16"/>
                 <w:szCs w:val="16"/>
               </w:rPr>
-              <w:t>} catch (e: Exception) { Result.failure(e) }</w:t>
+              <w:t xml:space="preserve">} catch (e: </w:t>
+            </w:r>
+            <w:proofErr w:type="spellStart"/>
+            <w:r>
+              <w:rPr>
+                <w:rFonts w:ascii="Courier New" w:eastAsia="Courier New" w:hAnsi="Courier New" w:cs="Courier New"/>
+                <w:color w:val="1B5E20"/>
+                <w:sz w:val="16"/>
+                <w:szCs w:val="16"/>
+              </w:rPr>
+              <w:t>Exception</w:t>
+            </w:r>
+            <w:proofErr w:type="spellEnd"/>
+            <w:r>
+              <w:rPr>
+                <w:rFonts w:ascii="Courier New" w:eastAsia="Courier New" w:hAnsi="Courier New" w:cs="Courier New"/>
+                <w:color w:val="1B5E20"/>
+                <w:sz w:val="16"/>
+                <w:szCs w:val="16"/>
+              </w:rPr>
+              <w:t xml:space="preserve">) </w:t>
+            </w:r>
+            <w:proofErr w:type="gramStart"/>
+            <w:r>
+              <w:rPr>
+                <w:rFonts w:ascii="Courier New" w:eastAsia="Courier New" w:hAnsi="Courier New" w:cs="Courier New"/>
+                <w:color w:val="1B5E20"/>
+                <w:sz w:val="16"/>
+                <w:szCs w:val="16"/>
+              </w:rPr>
+              <w:t xml:space="preserve">{ </w:t>
+            </w:r>
+            <w:proofErr w:type="spellStart"/>
+            <w:r>
+              <w:rPr>
+                <w:rFonts w:ascii="Courier New" w:eastAsia="Courier New" w:hAnsi="Courier New" w:cs="Courier New"/>
+                <w:color w:val="1B5E20"/>
+                <w:sz w:val="16"/>
+                <w:szCs w:val="16"/>
+              </w:rPr>
+              <w:t>Result.failure</w:t>
+            </w:r>
+            <w:proofErr w:type="spellEnd"/>
+            <w:proofErr w:type="gramEnd"/>
+            <w:r>
+              <w:rPr>
+                <w:rFonts w:ascii="Courier New" w:eastAsia="Courier New" w:hAnsi="Courier New" w:cs="Courier New"/>
+                <w:color w:val="1B5E20"/>
+                <w:sz w:val="16"/>
+                <w:szCs w:val="16"/>
+              </w:rPr>
+              <w:t>(e) }</w:t>
             </w:r>
           </w:p>
         </w:tc>
@@ -2592,9 +4572,21 @@
       <w:pPr>
         <w:pStyle w:val="Ttulo2"/>
       </w:pPr>
-      <w:r>
-        <w:lastRenderedPageBreak/>
-        <w:t>2.5  Cifrado en reposo en SQLite (DBHelper)</w:t>
+      <w:proofErr w:type="gramStart"/>
+      <w:r>
+        <w:t>2.5  Cifrado</w:t>
+      </w:r>
+      <w:proofErr w:type="gramEnd"/>
+      <w:r>
+        <w:t xml:space="preserve"> en reposo en SQLite (</w:t>
+      </w:r>
+      <w:proofErr w:type="spellStart"/>
+      <w:r>
+        <w:t>DBHelper</w:t>
+      </w:r>
+      <w:proofErr w:type="spellEnd"/>
+      <w:r>
+        <w:t>)</w:t>
       </w:r>
     </w:p>
     <w:p>
@@ -2602,8 +4594,13 @@
         <w:spacing w:after="120" w:line="276" w:lineRule="auto"/>
         <w:jc w:val="both"/>
       </w:pPr>
-      <w:r>
-        <w:t>DBHelper cifra título y descripción de cada tarea antes de escribir en SQLite y los descifra al leer. La versión de BD se incrementó de 1 a 2, activando una migración que cifra los registros existentes.</w:t>
+      <w:proofErr w:type="spellStart"/>
+      <w:r>
+        <w:t>DBHelper</w:t>
+      </w:r>
+      <w:proofErr w:type="spellEnd"/>
+      <w:r>
+        <w:t xml:space="preserve"> cifra título y descripción de cada tarea antes de escribir en SQLite y los descifra al leer. La versión de BD se incrementó de 1 a 2, activando una migración que cifra los registros existentes.</w:t>
       </w:r>
     </w:p>
     <w:p>
@@ -2657,6 +4654,7 @@
               </w:rPr>
               <w:t>// data/</w:t>
             </w:r>
+            <w:proofErr w:type="spellStart"/>
             <w:r>
               <w:rPr>
                 <w:rFonts w:ascii="Courier New" w:eastAsia="Courier New" w:hAnsi="Courier New" w:cs="Courier New"/>
@@ -2666,6 +4664,7 @@
               </w:rPr>
               <w:t>DBHelper.kt</w:t>
             </w:r>
+            <w:proofErr w:type="spellEnd"/>
           </w:p>
         </w:tc>
       </w:tr>
@@ -2701,7 +4700,41 @@
                 <w:szCs w:val="16"/>
                 <w:lang w:val="en-US"/>
               </w:rPr>
-              <w:t>fun insertTask(task: Task): Long {</w:t>
+              <w:t xml:space="preserve">fun </w:t>
+            </w:r>
+            <w:proofErr w:type="spellStart"/>
+            <w:proofErr w:type="gramStart"/>
+            <w:r>
+              <w:rPr>
+                <w:rFonts w:ascii="Courier New" w:eastAsia="Courier New" w:hAnsi="Courier New" w:cs="Courier New"/>
+                <w:color w:val="1B5E20"/>
+                <w:sz w:val="16"/>
+                <w:szCs w:val="16"/>
+                <w:lang w:val="en-US"/>
+              </w:rPr>
+              <w:t>insertTask</w:t>
+            </w:r>
+            <w:proofErr w:type="spellEnd"/>
+            <w:r>
+              <w:rPr>
+                <w:rFonts w:ascii="Courier New" w:eastAsia="Courier New" w:hAnsi="Courier New" w:cs="Courier New"/>
+                <w:color w:val="1B5E20"/>
+                <w:sz w:val="16"/>
+                <w:szCs w:val="16"/>
+                <w:lang w:val="en-US"/>
+              </w:rPr>
+              <w:t>(</w:t>
+            </w:r>
+            <w:proofErr w:type="gramEnd"/>
+            <w:r>
+              <w:rPr>
+                <w:rFonts w:ascii="Courier New" w:eastAsia="Courier New" w:hAnsi="Courier New" w:cs="Courier New"/>
+                <w:color w:val="1B5E20"/>
+                <w:sz w:val="16"/>
+                <w:szCs w:val="16"/>
+                <w:lang w:val="en-US"/>
+              </w:rPr>
+              <w:t>task: Task): Long {</w:t>
             </w:r>
           </w:p>
         </w:tc>
@@ -2742,7 +4775,78 @@
                 <w:sz w:val="16"/>
                 <w:szCs w:val="16"/>
               </w:rPr>
-              <w:t>val values = ContentValues().apply {</w:t>
+              <w:t xml:space="preserve">val </w:t>
+            </w:r>
+            <w:proofErr w:type="spellStart"/>
+            <w:r>
+              <w:rPr>
+                <w:rFonts w:ascii="Courier New" w:eastAsia="Courier New" w:hAnsi="Courier New" w:cs="Courier New"/>
+                <w:color w:val="1B5E20"/>
+                <w:sz w:val="16"/>
+                <w:szCs w:val="16"/>
+              </w:rPr>
+              <w:t>values</w:t>
+            </w:r>
+            <w:proofErr w:type="spellEnd"/>
+            <w:r>
+              <w:rPr>
+                <w:rFonts w:ascii="Courier New" w:eastAsia="Courier New" w:hAnsi="Courier New" w:cs="Courier New"/>
+                <w:color w:val="1B5E20"/>
+                <w:sz w:val="16"/>
+                <w:szCs w:val="16"/>
+              </w:rPr>
+              <w:t xml:space="preserve"> = </w:t>
+            </w:r>
+            <w:proofErr w:type="spellStart"/>
+            <w:proofErr w:type="gramStart"/>
+            <w:r>
+              <w:rPr>
+                <w:rFonts w:ascii="Courier New" w:eastAsia="Courier New" w:hAnsi="Courier New" w:cs="Courier New"/>
+                <w:color w:val="1B5E20"/>
+                <w:sz w:val="16"/>
+                <w:szCs w:val="16"/>
+              </w:rPr>
+              <w:t>ContentValues</w:t>
+            </w:r>
+            <w:proofErr w:type="spellEnd"/>
+            <w:r>
+              <w:rPr>
+                <w:rFonts w:ascii="Courier New" w:eastAsia="Courier New" w:hAnsi="Courier New" w:cs="Courier New"/>
+                <w:color w:val="1B5E20"/>
+                <w:sz w:val="16"/>
+                <w:szCs w:val="16"/>
+              </w:rPr>
+              <w:t>(</w:t>
+            </w:r>
+            <w:proofErr w:type="gramEnd"/>
+            <w:r>
+              <w:rPr>
+                <w:rFonts w:ascii="Courier New" w:eastAsia="Courier New" w:hAnsi="Courier New" w:cs="Courier New"/>
+                <w:color w:val="1B5E20"/>
+                <w:sz w:val="16"/>
+                <w:szCs w:val="16"/>
+              </w:rPr>
+              <w:t>).</w:t>
+            </w:r>
+            <w:proofErr w:type="spellStart"/>
+            <w:r>
+              <w:rPr>
+                <w:rFonts w:ascii="Courier New" w:eastAsia="Courier New" w:hAnsi="Courier New" w:cs="Courier New"/>
+                <w:color w:val="1B5E20"/>
+                <w:sz w:val="16"/>
+                <w:szCs w:val="16"/>
+              </w:rPr>
+              <w:t>apply</w:t>
+            </w:r>
+            <w:proofErr w:type="spellEnd"/>
+            <w:r>
+              <w:rPr>
+                <w:rFonts w:ascii="Courier New" w:eastAsia="Courier New" w:hAnsi="Courier New" w:cs="Courier New"/>
+                <w:color w:val="1B5E20"/>
+                <w:sz w:val="16"/>
+                <w:szCs w:val="16"/>
+              </w:rPr>
+              <w:t xml:space="preserve"> {</w:t>
             </w:r>
           </w:p>
         </w:tc>
@@ -2779,7 +4883,95 @@
                 <w:szCs w:val="16"/>
                 <w:lang w:val="en-US"/>
               </w:rPr>
-              <w:t xml:space="preserve">        put(COL_TITLE, crypto.encrypt(task.title))       // cifrado AES-256-GCM</w:t>
+              <w:t xml:space="preserve">        </w:t>
+            </w:r>
+            <w:proofErr w:type="gramStart"/>
+            <w:r>
+              <w:rPr>
+                <w:rFonts w:ascii="Courier New" w:eastAsia="Courier New" w:hAnsi="Courier New" w:cs="Courier New"/>
+                <w:color w:val="1B5E20"/>
+                <w:sz w:val="16"/>
+                <w:szCs w:val="16"/>
+                <w:lang w:val="en-US"/>
+              </w:rPr>
+              <w:t>put(</w:t>
+            </w:r>
+            <w:proofErr w:type="gramEnd"/>
+            <w:r>
+              <w:rPr>
+                <w:rFonts w:ascii="Courier New" w:eastAsia="Courier New" w:hAnsi="Courier New" w:cs="Courier New"/>
+                <w:color w:val="1B5E20"/>
+                <w:sz w:val="16"/>
+                <w:szCs w:val="16"/>
+                <w:lang w:val="en-US"/>
+              </w:rPr>
+              <w:t xml:space="preserve">COL_TITLE, </w:t>
+            </w:r>
+            <w:proofErr w:type="spellStart"/>
+            <w:r>
+              <w:rPr>
+                <w:rFonts w:ascii="Courier New" w:eastAsia="Courier New" w:hAnsi="Courier New" w:cs="Courier New"/>
+                <w:color w:val="1B5E20"/>
+                <w:sz w:val="16"/>
+                <w:szCs w:val="16"/>
+                <w:lang w:val="en-US"/>
+              </w:rPr>
+              <w:t>crypto.encrypt</w:t>
+            </w:r>
+            <w:proofErr w:type="spellEnd"/>
+            <w:r>
+              <w:rPr>
+                <w:rFonts w:ascii="Courier New" w:eastAsia="Courier New" w:hAnsi="Courier New" w:cs="Courier New"/>
+                <w:color w:val="1B5E20"/>
+                <w:sz w:val="16"/>
+                <w:szCs w:val="16"/>
+                <w:lang w:val="en-US"/>
+              </w:rPr>
+              <w:t>(</w:t>
+            </w:r>
+            <w:proofErr w:type="spellStart"/>
+            <w:r>
+              <w:rPr>
+                <w:rFonts w:ascii="Courier New" w:eastAsia="Courier New" w:hAnsi="Courier New" w:cs="Courier New"/>
+                <w:color w:val="1B5E20"/>
+                <w:sz w:val="16"/>
+                <w:szCs w:val="16"/>
+                <w:lang w:val="en-US"/>
+              </w:rPr>
+              <w:t>task.title</w:t>
+            </w:r>
+            <w:proofErr w:type="spellEnd"/>
+            <w:r>
+              <w:rPr>
+                <w:rFonts w:ascii="Courier New" w:eastAsia="Courier New" w:hAnsi="Courier New" w:cs="Courier New"/>
+                <w:color w:val="1B5E20"/>
+                <w:sz w:val="16"/>
+                <w:szCs w:val="16"/>
+                <w:lang w:val="en-US"/>
+              </w:rPr>
+              <w:t xml:space="preserve">))       // </w:t>
+            </w:r>
+            <w:proofErr w:type="spellStart"/>
+            <w:r>
+              <w:rPr>
+                <w:rFonts w:ascii="Courier New" w:eastAsia="Courier New" w:hAnsi="Courier New" w:cs="Courier New"/>
+                <w:color w:val="1B5E20"/>
+                <w:sz w:val="16"/>
+                <w:szCs w:val="16"/>
+                <w:lang w:val="en-US"/>
+              </w:rPr>
+              <w:t>cifrado</w:t>
+            </w:r>
+            <w:proofErr w:type="spellEnd"/>
+            <w:r>
+              <w:rPr>
+                <w:rFonts w:ascii="Courier New" w:eastAsia="Courier New" w:hAnsi="Courier New" w:cs="Courier New"/>
+                <w:color w:val="1B5E20"/>
+                <w:sz w:val="16"/>
+                <w:szCs w:val="16"/>
+                <w:lang w:val="en-US"/>
+              </w:rPr>
+              <w:t xml:space="preserve"> AES-256-GCM</w:t>
             </w:r>
           </w:p>
         </w:tc>
@@ -2816,7 +5008,95 @@
                 <w:szCs w:val="16"/>
                 <w:lang w:val="en-US"/>
               </w:rPr>
-              <w:t xml:space="preserve">        put(COL_DESC,  crypto.encrypt(task.description)) // cifrado AES-256-GCM</w:t>
+              <w:t xml:space="preserve">        </w:t>
+            </w:r>
+            <w:proofErr w:type="gramStart"/>
+            <w:r>
+              <w:rPr>
+                <w:rFonts w:ascii="Courier New" w:eastAsia="Courier New" w:hAnsi="Courier New" w:cs="Courier New"/>
+                <w:color w:val="1B5E20"/>
+                <w:sz w:val="16"/>
+                <w:szCs w:val="16"/>
+                <w:lang w:val="en-US"/>
+              </w:rPr>
+              <w:t>put(</w:t>
+            </w:r>
+            <w:proofErr w:type="gramEnd"/>
+            <w:r>
+              <w:rPr>
+                <w:rFonts w:ascii="Courier New" w:eastAsia="Courier New" w:hAnsi="Courier New" w:cs="Courier New"/>
+                <w:color w:val="1B5E20"/>
+                <w:sz w:val="16"/>
+                <w:szCs w:val="16"/>
+                <w:lang w:val="en-US"/>
+              </w:rPr>
+              <w:t xml:space="preserve">COL_DESC,  </w:t>
+            </w:r>
+            <w:proofErr w:type="spellStart"/>
+            <w:r>
+              <w:rPr>
+                <w:rFonts w:ascii="Courier New" w:eastAsia="Courier New" w:hAnsi="Courier New" w:cs="Courier New"/>
+                <w:color w:val="1B5E20"/>
+                <w:sz w:val="16"/>
+                <w:szCs w:val="16"/>
+                <w:lang w:val="en-US"/>
+              </w:rPr>
+              <w:t>crypto.encrypt</w:t>
+            </w:r>
+            <w:proofErr w:type="spellEnd"/>
+            <w:r>
+              <w:rPr>
+                <w:rFonts w:ascii="Courier New" w:eastAsia="Courier New" w:hAnsi="Courier New" w:cs="Courier New"/>
+                <w:color w:val="1B5E20"/>
+                <w:sz w:val="16"/>
+                <w:szCs w:val="16"/>
+                <w:lang w:val="en-US"/>
+              </w:rPr>
+              <w:t>(</w:t>
+            </w:r>
+            <w:proofErr w:type="spellStart"/>
+            <w:r>
+              <w:rPr>
+                <w:rFonts w:ascii="Courier New" w:eastAsia="Courier New" w:hAnsi="Courier New" w:cs="Courier New"/>
+                <w:color w:val="1B5E20"/>
+                <w:sz w:val="16"/>
+                <w:szCs w:val="16"/>
+                <w:lang w:val="en-US"/>
+              </w:rPr>
+              <w:t>task.description</w:t>
+            </w:r>
+            <w:proofErr w:type="spellEnd"/>
+            <w:r>
+              <w:rPr>
+                <w:rFonts w:ascii="Courier New" w:eastAsia="Courier New" w:hAnsi="Courier New" w:cs="Courier New"/>
+                <w:color w:val="1B5E20"/>
+                <w:sz w:val="16"/>
+                <w:szCs w:val="16"/>
+                <w:lang w:val="en-US"/>
+              </w:rPr>
+              <w:t xml:space="preserve">)) // </w:t>
+            </w:r>
+            <w:proofErr w:type="spellStart"/>
+            <w:r>
+              <w:rPr>
+                <w:rFonts w:ascii="Courier New" w:eastAsia="Courier New" w:hAnsi="Courier New" w:cs="Courier New"/>
+                <w:color w:val="1B5E20"/>
+                <w:sz w:val="16"/>
+                <w:szCs w:val="16"/>
+                <w:lang w:val="en-US"/>
+              </w:rPr>
+              <w:t>cifrado</w:t>
+            </w:r>
+            <w:proofErr w:type="spellEnd"/>
+            <w:r>
+              <w:rPr>
+                <w:rFonts w:ascii="Courier New" w:eastAsia="Courier New" w:hAnsi="Courier New" w:cs="Courier New"/>
+                <w:color w:val="1B5E20"/>
+                <w:sz w:val="16"/>
+                <w:szCs w:val="16"/>
+                <w:lang w:val="en-US"/>
+              </w:rPr>
+              <w:t xml:space="preserve"> AES-256-GCM</w:t>
             </w:r>
           </w:p>
         </w:tc>
@@ -2853,7 +5133,51 @@
                 <w:szCs w:val="16"/>
                 <w:lang w:val="en-US"/>
               </w:rPr>
-              <w:t xml:space="preserve">        put(COL_COMPLETED, if (task.isCompleted) 1 else 0)</w:t>
+              <w:t xml:space="preserve">        </w:t>
+            </w:r>
+            <w:proofErr w:type="gramStart"/>
+            <w:r>
+              <w:rPr>
+                <w:rFonts w:ascii="Courier New" w:eastAsia="Courier New" w:hAnsi="Courier New" w:cs="Courier New"/>
+                <w:color w:val="1B5E20"/>
+                <w:sz w:val="16"/>
+                <w:szCs w:val="16"/>
+                <w:lang w:val="en-US"/>
+              </w:rPr>
+              <w:t>put(</w:t>
+            </w:r>
+            <w:proofErr w:type="gramEnd"/>
+            <w:r>
+              <w:rPr>
+                <w:rFonts w:ascii="Courier New" w:eastAsia="Courier New" w:hAnsi="Courier New" w:cs="Courier New"/>
+                <w:color w:val="1B5E20"/>
+                <w:sz w:val="16"/>
+                <w:szCs w:val="16"/>
+                <w:lang w:val="en-US"/>
+              </w:rPr>
+              <w:t>COL_COMPLETED, if (</w:t>
+            </w:r>
+            <w:proofErr w:type="spellStart"/>
+            <w:r>
+              <w:rPr>
+                <w:rFonts w:ascii="Courier New" w:eastAsia="Courier New" w:hAnsi="Courier New" w:cs="Courier New"/>
+                <w:color w:val="1B5E20"/>
+                <w:sz w:val="16"/>
+                <w:szCs w:val="16"/>
+                <w:lang w:val="en-US"/>
+              </w:rPr>
+              <w:t>task.isCompleted</w:t>
+            </w:r>
+            <w:proofErr w:type="spellEnd"/>
+            <w:r>
+              <w:rPr>
+                <w:rFonts w:ascii="Courier New" w:eastAsia="Courier New" w:hAnsi="Courier New" w:cs="Courier New"/>
+                <w:color w:val="1B5E20"/>
+                <w:sz w:val="16"/>
+                <w:szCs w:val="16"/>
+                <w:lang w:val="en-US"/>
+              </w:rPr>
+              <w:t>) 1 else 0)</w:t>
             </w:r>
           </w:p>
         </w:tc>
@@ -2931,7 +5255,29 @@
                 <w:szCs w:val="16"/>
                 <w:lang w:val="en-US"/>
               </w:rPr>
-              <w:t xml:space="preserve">    return writableDatabase.insert(TABLE_TASKS, null, values)</w:t>
+              <w:t xml:space="preserve">    return </w:t>
+            </w:r>
+            <w:proofErr w:type="spellStart"/>
+            <w:r>
+              <w:rPr>
+                <w:rFonts w:ascii="Courier New" w:eastAsia="Courier New" w:hAnsi="Courier New" w:cs="Courier New"/>
+                <w:color w:val="1B5E20"/>
+                <w:sz w:val="16"/>
+                <w:szCs w:val="16"/>
+                <w:lang w:val="en-US"/>
+              </w:rPr>
+              <w:t>writableDatabase.insert</w:t>
+            </w:r>
+            <w:proofErr w:type="spellEnd"/>
+            <w:r>
+              <w:rPr>
+                <w:rFonts w:ascii="Courier New" w:eastAsia="Courier New" w:hAnsi="Courier New" w:cs="Courier New"/>
+                <w:color w:val="1B5E20"/>
+                <w:sz w:val="16"/>
+                <w:szCs w:val="16"/>
+                <w:lang w:val="en-US"/>
+              </w:rPr>
+              <w:t>(TABLE_TASKS, null, values)</w:t>
             </w:r>
           </w:p>
         </w:tc>
@@ -2993,7 +5339,38 @@
                 <w:sz w:val="16"/>
                 <w:szCs w:val="16"/>
               </w:rPr>
-              <w:t>// getAllTasks() descifra al leer:</w:t>
+              <w:t xml:space="preserve">// </w:t>
+            </w:r>
+            <w:proofErr w:type="spellStart"/>
+            <w:proofErr w:type="gramStart"/>
+            <w:r>
+              <w:rPr>
+                <w:rFonts w:ascii="Courier New" w:eastAsia="Courier New" w:hAnsi="Courier New" w:cs="Courier New"/>
+                <w:color w:val="1B5E20"/>
+                <w:sz w:val="16"/>
+                <w:szCs w:val="16"/>
+              </w:rPr>
+              <w:t>getAllTasks</w:t>
+            </w:r>
+            <w:proofErr w:type="spellEnd"/>
+            <w:r>
+              <w:rPr>
+                <w:rFonts w:ascii="Courier New" w:eastAsia="Courier New" w:hAnsi="Courier New" w:cs="Courier New"/>
+                <w:color w:val="1B5E20"/>
+                <w:sz w:val="16"/>
+                <w:szCs w:val="16"/>
+              </w:rPr>
+              <w:t>(</w:t>
+            </w:r>
+            <w:proofErr w:type="gramEnd"/>
+            <w:r>
+              <w:rPr>
+                <w:rFonts w:ascii="Courier New" w:eastAsia="Courier New" w:hAnsi="Courier New" w:cs="Courier New"/>
+                <w:color w:val="1B5E20"/>
+                <w:sz w:val="16"/>
+                <w:szCs w:val="16"/>
+              </w:rPr>
+              <w:t>) descifra al leer:</w:t>
             </w:r>
           </w:p>
         </w:tc>
@@ -3040,7 +5417,53 @@
                 <w:szCs w:val="16"/>
                 <w:lang w:val="en-US"/>
               </w:rPr>
-              <w:t xml:space="preserve">      = crypto.decrypt(cursor.getString(COL_TITLE)),</w:t>
+              <w:t xml:space="preserve">      = </w:t>
+            </w:r>
+            <w:proofErr w:type="spellStart"/>
+            <w:proofErr w:type="gramStart"/>
+            <w:r>
+              <w:rPr>
+                <w:rFonts w:ascii="Courier New" w:eastAsia="Courier New" w:hAnsi="Courier New" w:cs="Courier New"/>
+                <w:color w:val="1B5E20"/>
+                <w:sz w:val="16"/>
+                <w:szCs w:val="16"/>
+                <w:lang w:val="en-US"/>
+              </w:rPr>
+              <w:t>crypto.decrypt</w:t>
+            </w:r>
+            <w:proofErr w:type="spellEnd"/>
+            <w:proofErr w:type="gramEnd"/>
+            <w:r>
+              <w:rPr>
+                <w:rFonts w:ascii="Courier New" w:eastAsia="Courier New" w:hAnsi="Courier New" w:cs="Courier New"/>
+                <w:color w:val="1B5E20"/>
+                <w:sz w:val="16"/>
+                <w:szCs w:val="16"/>
+                <w:lang w:val="en-US"/>
+              </w:rPr>
+              <w:t>(</w:t>
+            </w:r>
+            <w:proofErr w:type="spellStart"/>
+            <w:r>
+              <w:rPr>
+                <w:rFonts w:ascii="Courier New" w:eastAsia="Courier New" w:hAnsi="Courier New" w:cs="Courier New"/>
+                <w:color w:val="1B5E20"/>
+                <w:sz w:val="16"/>
+                <w:szCs w:val="16"/>
+                <w:lang w:val="en-US"/>
+              </w:rPr>
+              <w:t>cursor.getString</w:t>
+            </w:r>
+            <w:proofErr w:type="spellEnd"/>
+            <w:r>
+              <w:rPr>
+                <w:rFonts w:ascii="Courier New" w:eastAsia="Courier New" w:hAnsi="Courier New" w:cs="Courier New"/>
+                <w:color w:val="1B5E20"/>
+                <w:sz w:val="16"/>
+                <w:szCs w:val="16"/>
+                <w:lang w:val="en-US"/>
+              </w:rPr>
+              <w:t>(COL_TITLE)),</w:t>
             </w:r>
           </w:p>
         </w:tc>
@@ -3077,7 +5500,53 @@
                 <w:szCs w:val="16"/>
                 <w:lang w:val="en-US"/>
               </w:rPr>
-              <w:t>description = crypto.decrypt(cursor.getString(COL_DESC))</w:t>
+              <w:t xml:space="preserve">description = </w:t>
+            </w:r>
+            <w:proofErr w:type="spellStart"/>
+            <w:proofErr w:type="gramStart"/>
+            <w:r>
+              <w:rPr>
+                <w:rFonts w:ascii="Courier New" w:eastAsia="Courier New" w:hAnsi="Courier New" w:cs="Courier New"/>
+                <w:color w:val="1B5E20"/>
+                <w:sz w:val="16"/>
+                <w:szCs w:val="16"/>
+                <w:lang w:val="en-US"/>
+              </w:rPr>
+              <w:t>crypto.decrypt</w:t>
+            </w:r>
+            <w:proofErr w:type="spellEnd"/>
+            <w:proofErr w:type="gramEnd"/>
+            <w:r>
+              <w:rPr>
+                <w:rFonts w:ascii="Courier New" w:eastAsia="Courier New" w:hAnsi="Courier New" w:cs="Courier New"/>
+                <w:color w:val="1B5E20"/>
+                <w:sz w:val="16"/>
+                <w:szCs w:val="16"/>
+                <w:lang w:val="en-US"/>
+              </w:rPr>
+              <w:t>(</w:t>
+            </w:r>
+            <w:proofErr w:type="spellStart"/>
+            <w:r>
+              <w:rPr>
+                <w:rFonts w:ascii="Courier New" w:eastAsia="Courier New" w:hAnsi="Courier New" w:cs="Courier New"/>
+                <w:color w:val="1B5E20"/>
+                <w:sz w:val="16"/>
+                <w:szCs w:val="16"/>
+                <w:lang w:val="en-US"/>
+              </w:rPr>
+              <w:t>cursor.getString</w:t>
+            </w:r>
+            <w:proofErr w:type="spellEnd"/>
+            <w:r>
+              <w:rPr>
+                <w:rFonts w:ascii="Courier New" w:eastAsia="Courier New" w:hAnsi="Courier New" w:cs="Courier New"/>
+                <w:color w:val="1B5E20"/>
+                <w:sz w:val="16"/>
+                <w:szCs w:val="16"/>
+                <w:lang w:val="en-US"/>
+              </w:rPr>
+              <w:t>(COL_DESC))</w:t>
             </w:r>
           </w:p>
         </w:tc>
@@ -3413,7 +5882,23 @@
                 <w:sz w:val="18"/>
                 <w:szCs w:val="18"/>
               </w:rPr>
-              <w:t>Cifrado AES-256-GCM vía Android Keystore. Título y descripción se cifran antes de insertar y se descifran al leer. La clave reside en el enclave seguro del hardware.</w:t>
+              <w:t xml:space="preserve">Cifrado AES-256-GCM vía Android </w:t>
+            </w:r>
+            <w:proofErr w:type="spellStart"/>
+            <w:r>
+              <w:rPr>
+                <w:sz w:val="18"/>
+                <w:szCs w:val="18"/>
+              </w:rPr>
+              <w:t>Keystore</w:t>
+            </w:r>
+            <w:proofErr w:type="spellEnd"/>
+            <w:r>
+              <w:rPr>
+                <w:sz w:val="18"/>
+                <w:szCs w:val="18"/>
+              </w:rPr>
+              <w:t>. Título y descripción se cifran antes de insertar y se descifran al leer. La clave reside en el enclave seguro del hardware.</w:t>
             </w:r>
           </w:p>
         </w:tc>
@@ -3547,7 +6032,55 @@
                 <w:sz w:val="18"/>
                 <w:szCs w:val="18"/>
               </w:rPr>
-              <w:t>Doble verificación: (1) local contra EncryptedSharedPreferences con SHA-256; (2) remota con Firebase. Sin ambas verificaciones no se accede a MainScreen.</w:t>
+              <w:t xml:space="preserve">Doble verificación: (1) local contra </w:t>
+            </w:r>
+            <w:proofErr w:type="spellStart"/>
+            <w:r>
+              <w:rPr>
+                <w:sz w:val="18"/>
+                <w:szCs w:val="18"/>
+              </w:rPr>
+              <w:t>EncryptedSharedPreferences</w:t>
+            </w:r>
+            <w:proofErr w:type="spellEnd"/>
+            <w:r>
+              <w:rPr>
+                <w:sz w:val="18"/>
+                <w:szCs w:val="18"/>
+              </w:rPr>
+              <w:t xml:space="preserve"> con SHA-256; (2) remota con </w:t>
+            </w:r>
+            <w:proofErr w:type="spellStart"/>
+            <w:r>
+              <w:rPr>
+                <w:sz w:val="18"/>
+                <w:szCs w:val="18"/>
+              </w:rPr>
+              <w:t>Firebase</w:t>
+            </w:r>
+            <w:proofErr w:type="spellEnd"/>
+            <w:r>
+              <w:rPr>
+                <w:sz w:val="18"/>
+                <w:szCs w:val="18"/>
+              </w:rPr>
+              <w:t xml:space="preserve">. Sin ambas verificaciones no se accede a </w:t>
+            </w:r>
+            <w:proofErr w:type="spellStart"/>
+            <w:r>
+              <w:rPr>
+                <w:sz w:val="18"/>
+                <w:szCs w:val="18"/>
+              </w:rPr>
+              <w:t>MainScreen</w:t>
+            </w:r>
+            <w:proofErr w:type="spellEnd"/>
+            <w:r>
+              <w:rPr>
+                <w:sz w:val="18"/>
+                <w:szCs w:val="18"/>
+              </w:rPr>
+              <w:t>.</w:t>
             </w:r>
           </w:p>
         </w:tc>
@@ -3681,7 +6214,23 @@
                 <w:sz w:val="18"/>
                 <w:szCs w:val="18"/>
               </w:rPr>
-              <w:t>Solo se guarda el hash SHA-256 de la contraseña en EncryptedSharedPreferences. El texto plano nunca se persiste en el dispositivo.</w:t>
+              <w:t xml:space="preserve">Solo se guarda el hash SHA-256 de la contraseña en </w:t>
+            </w:r>
+            <w:proofErr w:type="spellStart"/>
+            <w:r>
+              <w:rPr>
+                <w:sz w:val="18"/>
+                <w:szCs w:val="18"/>
+              </w:rPr>
+              <w:t>EncryptedSharedPreferences</w:t>
+            </w:r>
+            <w:proofErr w:type="spellEnd"/>
+            <w:r>
+              <w:rPr>
+                <w:sz w:val="18"/>
+                <w:szCs w:val="18"/>
+              </w:rPr>
+              <w:t>. El texto plano nunca se persiste en el dispositivo.</w:t>
             </w:r>
           </w:p>
         </w:tc>
@@ -3810,12 +6359,21 @@
             <w:pPr>
               <w:spacing w:line="260" w:lineRule="auto"/>
             </w:pPr>
+            <w:proofErr w:type="spellStart"/>
             <w:r>
               <w:rPr>
                 <w:sz w:val="18"/>
                 <w:szCs w:val="18"/>
               </w:rPr>
-              <w:t>EncryptedSharedPreferences con AES256-SIV (claves) y AES256-GCM (valores) para todas las preferencias del usuario, incluyendo email y hash de contraseña.</w:t>
+              <w:t>EncryptedSharedPreferences</w:t>
+            </w:r>
+            <w:proofErr w:type="spellEnd"/>
+            <w:r>
+              <w:rPr>
+                <w:sz w:val="18"/>
+                <w:szCs w:val="18"/>
+              </w:rPr>
+              <w:t xml:space="preserve"> con AES256-SIV (claves) y AES256-GCM (valores) para todas las preferencias del usuario, incluyendo email y hash de contraseña.</w:t>
             </w:r>
           </w:p>
         </w:tc>
@@ -3949,7 +6507,23 @@
                 <w:sz w:val="18"/>
                 <w:szCs w:val="18"/>
               </w:rPr>
-              <w:t>Toda comunicación con Firebase usa TLS 1.3 por defecto. La configuración de red no permite tráfico HTTP en claro.</w:t>
+              <w:t xml:space="preserve">Toda comunicación con </w:t>
+            </w:r>
+            <w:proofErr w:type="spellStart"/>
+            <w:r>
+              <w:rPr>
+                <w:sz w:val="18"/>
+                <w:szCs w:val="18"/>
+              </w:rPr>
+              <w:t>Firebase</w:t>
+            </w:r>
+            <w:proofErr w:type="spellEnd"/>
+            <w:r>
+              <w:rPr>
+                <w:sz w:val="18"/>
+                <w:szCs w:val="18"/>
+              </w:rPr>
+              <w:t xml:space="preserve"> usa TLS 1.3 por defecto. La configuración de red no permite tráfico HTTP en claro.</w:t>
             </w:r>
           </w:p>
         </w:tc>
@@ -4083,7 +6657,55 @@
                 <w:sz w:val="18"/>
                 <w:szCs w:val="18"/>
               </w:rPr>
-              <w:t>El cifrado en reposo garantiza que, incluso extrayendo el archivo .db o SharedPreferences, los datos no son legibles sin la clave del Android Keystore.</w:t>
+              <w:t>El cifrado en reposo garantiza que, incluso extrayendo el archivo .</w:t>
+            </w:r>
+            <w:proofErr w:type="spellStart"/>
+            <w:r>
+              <w:rPr>
+                <w:sz w:val="18"/>
+                <w:szCs w:val="18"/>
+              </w:rPr>
+              <w:t>db</w:t>
+            </w:r>
+            <w:proofErr w:type="spellEnd"/>
+            <w:r>
+              <w:rPr>
+                <w:sz w:val="18"/>
+                <w:szCs w:val="18"/>
+              </w:rPr>
+              <w:t xml:space="preserve"> o </w:t>
+            </w:r>
+            <w:proofErr w:type="spellStart"/>
+            <w:r>
+              <w:rPr>
+                <w:sz w:val="18"/>
+                <w:szCs w:val="18"/>
+              </w:rPr>
+              <w:t>SharedPreferences</w:t>
+            </w:r>
+            <w:proofErr w:type="spellEnd"/>
+            <w:r>
+              <w:rPr>
+                <w:sz w:val="18"/>
+                <w:szCs w:val="18"/>
+              </w:rPr>
+              <w:t xml:space="preserve">, los datos no son legibles sin la clave del Android </w:t>
+            </w:r>
+            <w:proofErr w:type="spellStart"/>
+            <w:r>
+              <w:rPr>
+                <w:sz w:val="18"/>
+                <w:szCs w:val="18"/>
+              </w:rPr>
+              <w:t>Keystore</w:t>
+            </w:r>
+            <w:proofErr w:type="spellEnd"/>
+            <w:r>
+              <w:rPr>
+                <w:sz w:val="18"/>
+                <w:szCs w:val="18"/>
+              </w:rPr>
+              <w:t>.</w:t>
             </w:r>
           </w:p>
         </w:tc>
@@ -4174,7 +6796,6 @@
                 <w:sz w:val="26"/>
                 <w:szCs w:val="26"/>
               </w:rPr>
-              <w:lastRenderedPageBreak/>
               <w:t>4. Pruebas de Seguridad Realizadas</w:t>
             </w:r>
           </w:p>
@@ -4317,7 +6938,23 @@
               <w:t xml:space="preserve">Resultado: </w:t>
             </w:r>
             <w:r>
-              <w:t>La app permanece en LoginScreen. MainScreen no es accesible sin sesión activa. ✓ Superada.</w:t>
+              <w:t xml:space="preserve">La app permanece en </w:t>
+            </w:r>
+            <w:proofErr w:type="spellStart"/>
+            <w:r>
+              <w:t>LoginScreen</w:t>
+            </w:r>
+            <w:proofErr w:type="spellEnd"/>
+            <w:r>
+              <w:t xml:space="preserve">. </w:t>
+            </w:r>
+            <w:proofErr w:type="spellStart"/>
+            <w:r>
+              <w:t>MainScreen</w:t>
+            </w:r>
+            <w:proofErr w:type="spellEnd"/>
+            <w:r>
+              <w:t xml:space="preserve"> no es accesible sin sesión activa. ✓ Superada.</w:t>
             </w:r>
           </w:p>
         </w:tc>
@@ -4445,7 +7082,15 @@
               <w:t xml:space="preserve">Resultado: </w:t>
             </w:r>
             <w:r>
-              <w:t>La verificación SHA-256 falla antes de llamar a Firebase. Se muestra 'Credencia</w:t>
+              <w:t xml:space="preserve">La verificación SHA-256 falla antes de llamar a </w:t>
+            </w:r>
+            <w:proofErr w:type="spellStart"/>
+            <w:r>
+              <w:t>Firebase</w:t>
+            </w:r>
+            <w:proofErr w:type="spellEnd"/>
+            <w:r>
+              <w:t>. Se muestra 'Credencia</w:t>
             </w:r>
             <w:r>
               <w:t>les incorrectas' inmediatamente. ✓ Superada.</w:t>
@@ -4486,7 +7131,7 @@
                     </pic:cNvPicPr>
                   </pic:nvPicPr>
                   <pic:blipFill>
-                    <a:blip r:embed="rId7"/>
+                    <a:blip r:embed="rId8"/>
                     <a:srcRect/>
                     <a:stretch>
                       <a:fillRect/>
@@ -4571,7 +7216,25 @@
                 <w:bCs/>
                 <w:color w:val="004D40"/>
               </w:rPr>
-              <w:t>Prueba 3 — Credenciales incorrectas (Firebase)</w:t>
+              <w:t>Prueba 3 — Credenciales incorrectas (</w:t>
+            </w:r>
+            <w:proofErr w:type="spellStart"/>
+            <w:r>
+              <w:rPr>
+                <w:b/>
+                <w:bCs/>
+                <w:color w:val="004D40"/>
+              </w:rPr>
+              <w:t>Firebase</w:t>
+            </w:r>
+            <w:proofErr w:type="spellEnd"/>
+            <w:r>
+              <w:rPr>
+                <w:b/>
+                <w:bCs/>
+                <w:color w:val="004D40"/>
+              </w:rPr>
+              <w:t>)</w:t>
             </w:r>
           </w:p>
         </w:tc>
@@ -4640,8 +7303,13 @@
               </w:rPr>
               <w:t xml:space="preserve">Resultado: </w:t>
             </w:r>
-            <w:r>
-              <w:t>Firebase devuelve ERROR_WRONG_PASSWORD. La app muestra el error y no permite avanzar. ✓ Superada.</w:t>
+            <w:proofErr w:type="spellStart"/>
+            <w:r>
+              <w:t>Firebase</w:t>
+            </w:r>
+            <w:proofErr w:type="spellEnd"/>
+            <w:r>
+              <w:t xml:space="preserve"> devuelve ERROR_WRONG_PASSWORD. La app muestra el error y no permite avanzar. ✓ Superada.</w:t>
             </w:r>
           </w:p>
         </w:tc>
@@ -4731,10 +7399,27 @@
                 <w:b/>
                 <w:bCs/>
               </w:rPr>
+              <w:lastRenderedPageBreak/>
               <w:t xml:space="preserve">Procedimiento: </w:t>
             </w:r>
             <w:r>
-              <w:t>Extraer gestor_tareas.db del dispositivo y abrirlo con DB Browser for SQLite.</w:t>
+              <w:t xml:space="preserve">Extraer </w:t>
+            </w:r>
+            <w:proofErr w:type="spellStart"/>
+            <w:r>
+              <w:t>gestor_tareas.db</w:t>
+            </w:r>
+            <w:proofErr w:type="spellEnd"/>
+            <w:r>
+              <w:t xml:space="preserve"> del dispositivo y abrirlo con DB Browser </w:t>
+            </w:r>
+            <w:proofErr w:type="spellStart"/>
+            <w:r>
+              <w:t>for</w:t>
+            </w:r>
+            <w:proofErr w:type="spellEnd"/>
+            <w:r>
+              <w:t xml:space="preserve"> SQLite.</w:t>
             </w:r>
           </w:p>
         </w:tc>
@@ -4766,11 +7451,34 @@
                 <w:b/>
                 <w:bCs/>
               </w:rPr>
-              <w:lastRenderedPageBreak/>
               <w:t xml:space="preserve">Resultado: </w:t>
             </w:r>
             <w:r>
-              <w:t>Los campos title y description muestran cadenas Base64 cifradas (AES-256-GCM). Los datos NO son legibles sin la clave del Android Keystore. ✓ Superada.</w:t>
+              <w:t xml:space="preserve">Los campos </w:t>
+            </w:r>
+            <w:proofErr w:type="spellStart"/>
+            <w:r>
+              <w:t>title</w:t>
+            </w:r>
+            <w:proofErr w:type="spellEnd"/>
+            <w:r>
+              <w:t xml:space="preserve"> y </w:t>
+            </w:r>
+            <w:proofErr w:type="spellStart"/>
+            <w:r>
+              <w:t>description</w:t>
+            </w:r>
+            <w:proofErr w:type="spellEnd"/>
+            <w:r>
+              <w:t xml:space="preserve"> muestran cadenas Base64 cifradas (AES-256-GCM). Los datos NO son legibles sin la clave del Android </w:t>
+            </w:r>
+            <w:proofErr w:type="spellStart"/>
+            <w:r>
+              <w:t>Keystore</w:t>
+            </w:r>
+            <w:proofErr w:type="spellEnd"/>
+            <w:r>
+              <w:t>. ✓ Superada.</w:t>
             </w:r>
           </w:p>
         </w:tc>
@@ -4828,8 +7536,18 @@
                 <w:bCs/>
                 <w:color w:val="004D40"/>
               </w:rPr>
-              <w:t>Prueba 5 — Inspección de EncryptedSharedPreferences</w:t>
-            </w:r>
+              <w:t xml:space="preserve">Prueba 5 — Inspección de </w:t>
+            </w:r>
+            <w:proofErr w:type="spellStart"/>
+            <w:r>
+              <w:rPr>
+                <w:b/>
+                <w:bCs/>
+                <w:color w:val="004D40"/>
+              </w:rPr>
+              <w:t>EncryptedSharedPreferences</w:t>
+            </w:r>
+            <w:proofErr w:type="spellEnd"/>
           </w:p>
         </w:tc>
       </w:tr>
@@ -4863,7 +7581,15 @@
               <w:t xml:space="preserve">Procedimiento: </w:t>
             </w:r>
             <w:r>
-              <w:t>Leer el archivo secure_prefs del dispositivo con un editor hexadecimal.</w:t>
+              <w:t xml:space="preserve">Leer el archivo </w:t>
+            </w:r>
+            <w:proofErr w:type="spellStart"/>
+            <w:r>
+              <w:t>secure_prefs</w:t>
+            </w:r>
+            <w:proofErr w:type="spellEnd"/>
+            <w:r>
+              <w:t xml:space="preserve"> del dispositivo con un editor hexadecimal.</w:t>
             </w:r>
           </w:p>
         </w:tc>
@@ -5026,7 +7752,15 @@
               <w:t xml:space="preserve">Resultado: </w:t>
             </w:r>
             <w:r>
-              <w:t>Las tareas se muestran con título y descripción originales tras el ciclo cifrado→SQLite→descifrado. Sin impacto en usabilidad. ✓ Superada.</w:t>
+              <w:t xml:space="preserve">Las tareas se muestran con título y descripción originales tras el ciclo </w:t>
+            </w:r>
+            <w:proofErr w:type="spellStart"/>
+            <w:r>
+              <w:t>cifrado→SQLite→descifrado</w:t>
+            </w:r>
+            <w:proofErr w:type="spellEnd"/>
+            <w:r>
+              <w:t>. Sin impacto en usabilidad. ✓ Superada.</w:t>
             </w:r>
           </w:p>
         </w:tc>
@@ -5064,7 +7798,7 @@
                     </pic:cNvPicPr>
                   </pic:nvPicPr>
                   <pic:blipFill>
-                    <a:blip r:embed="rId8"/>
+                    <a:blip r:embed="rId9"/>
                     <a:srcRect/>
                     <a:stretch>
                       <a:fillRect/>
@@ -5171,7 +7905,15 @@
         <w:jc w:val="both"/>
       </w:pPr>
       <w:r>
-        <w:t>La implementación de seguridad en GestorDeTareas demostró que es posible añadir protección robusta a una app existente con cambios arquitectónicos mínimos. Los aprendizajes más relevantes del proceso:</w:t>
+        <w:t xml:space="preserve">La implementación de seguridad en </w:t>
+      </w:r>
+      <w:proofErr w:type="spellStart"/>
+      <w:r>
+        <w:t>GestorDeTareas</w:t>
+      </w:r>
+      <w:proofErr w:type="spellEnd"/>
+      <w:r>
+        <w:t xml:space="preserve"> demostró que es posible añadir protección robusta a una app existente con cambios arquitectónicos mínimos. Los aprendizajes más relevantes del proceso:</w:t>
       </w:r>
     </w:p>
     <w:p>
@@ -5193,13 +7935,30 @@
           <w:b/>
           <w:bCs/>
         </w:rPr>
-        <w:t>Android Keystore</w:t>
-      </w:r>
+        <w:t xml:space="preserve">Android </w:t>
+      </w:r>
+      <w:proofErr w:type="spellStart"/>
+      <w:r>
+        <w:rPr>
+          <w:b/>
+          <w:bCs/>
+        </w:rPr>
+        <w:t>Keystore</w:t>
+      </w:r>
+      <w:proofErr w:type="spellEnd"/>
       <w:r>
         <w:t>: es la forma correcta de gestionar cl</w:t>
       </w:r>
       <w:r>
-        <w:t>aves criptográficas en Android. Las claves nunca salen del enclave de hardware, lo que hace prácticamente imposible su extracción incluso con root.</w:t>
+        <w:t xml:space="preserve">aves criptográficas en Android. Las claves nunca salen del enclave de hardware, lo que hace prácticamente imposible su extracción incluso con </w:t>
+      </w:r>
+      <w:proofErr w:type="spellStart"/>
+      <w:r>
+        <w:t>root</w:t>
+      </w:r>
+      <w:proofErr w:type="spellEnd"/>
+      <w:r>
+        <w:t>.</w:t>
       </w:r>
     </w:p>
     <w:p>
@@ -5235,12 +7994,21 @@
         </w:numPr>
         <w:spacing w:after="60"/>
       </w:pPr>
+      <w:proofErr w:type="spellStart"/>
       <w:r>
         <w:rPr>
           <w:b/>
           <w:bCs/>
         </w:rPr>
-        <w:t>Hashing SHA-256</w:t>
+        <w:t>Hashing</w:t>
+      </w:r>
+      <w:proofErr w:type="spellEnd"/>
+      <w:r>
+        <w:rPr>
+          <w:b/>
+          <w:bCs/>
+        </w:rPr>
+        <w:t xml:space="preserve"> SHA-256</w:t>
       </w:r>
       <w:r>
         <w:t>: garantiza que las contraseñas locales no puedan recuperarse ni con acceso físico al dispositivo — solo se verifica, nunca se descifra.</w:t>
@@ -5255,6 +8023,7 @@
         </w:numPr>
         <w:spacing w:after="60"/>
       </w:pPr>
+      <w:proofErr w:type="spellStart"/>
       <w:r>
         <w:rPr>
           <w:b/>
@@ -5262,6 +8031,7 @@
         </w:rPr>
         <w:t>EncryptedSharedPreferences</w:t>
       </w:r>
+      <w:proofErr w:type="spellEnd"/>
       <w:r>
         <w:t>: simplifica la protección</w:t>
       </w:r>
@@ -5286,7 +8056,15 @@
         <w:t>Autenticación en dos capas</w:t>
       </w:r>
       <w:r>
-        <w:t xml:space="preserve"> (local + Firebase): añade defensa en profundidad. La verificación local actúa como primera barrera incluso sin conectividad.</w:t>
+        <w:t xml:space="preserve"> (local + </w:t>
+      </w:r>
+      <w:proofErr w:type="spellStart"/>
+      <w:r>
+        <w:t>Firebase</w:t>
+      </w:r>
+      <w:proofErr w:type="spellEnd"/>
+      <w:r>
+        <w:t>): añade defensa en profundidad. La verificación local actúa como primera barrera incluso sin conectividad.</w:t>
       </w:r>
     </w:p>
     <w:p>
@@ -5313,7 +8091,20 @@
         <w:t>gración de datos existentes</w:t>
       </w:r>
       <w:r>
-        <w:t>: el principal reto fue cifrar los registros previos en onUpgrade() al incrementar la versión de SQLite, garantizando que ningún dato quede en claro.</w:t>
+        <w:t xml:space="preserve">: el principal reto fue cifrar los registros previos en </w:t>
+      </w:r>
+      <w:proofErr w:type="spellStart"/>
+      <w:proofErr w:type="gramStart"/>
+      <w:r>
+        <w:t>onUpgrade</w:t>
+      </w:r>
+      <w:proofErr w:type="spellEnd"/>
+      <w:r>
+        <w:t>(</w:t>
+      </w:r>
+      <w:proofErr w:type="gramEnd"/>
+      <w:r>
+        <w:t>) al incrementar la versión de SQLite, garantizando que ningún dato quede en claro.</w:t>
       </w:r>
     </w:p>
     <w:p>
@@ -5337,7 +8128,15 @@
         <w:t>autenticación obligatoria</w:t>
       </w:r>
       <w:r>
-        <w:t xml:space="preserve"> (doble verificación local + Firebase), </w:t>
+        <w:t xml:space="preserve"> (doble verificación local + </w:t>
+      </w:r>
+      <w:proofErr w:type="spellStart"/>
+      <w:r>
+        <w:t>Firebase</w:t>
+      </w:r>
+      <w:proofErr w:type="spellEnd"/>
+      <w:r>
+        <w:t xml:space="preserve">), </w:t>
       </w:r>
       <w:r>
         <w:rPr>
@@ -5454,7 +8253,7 @@
         </w:rPr>
         <w:t xml:space="preserve">. Google. </w:t>
       </w:r>
-      <w:hyperlink r:id="rId9" w:history="1">
+      <w:hyperlink r:id="rId10" w:history="1">
         <w:r>
           <w:rPr>
             <w:color w:val="0563C1"/>
@@ -5487,6 +8286,7 @@
         </w:rPr>
         <w:t xml:space="preserve">2. Android Developers. (2024). </w:t>
       </w:r>
+      <w:proofErr w:type="spellStart"/>
       <w:r>
         <w:rPr>
           <w:i/>
@@ -5495,13 +8295,14 @@
         </w:rPr>
         <w:t>EncryptedSharedPreferences</w:t>
       </w:r>
+      <w:proofErr w:type="spellEnd"/>
       <w:r>
         <w:rPr>
           <w:lang w:val="en-US"/>
         </w:rPr>
         <w:t xml:space="preserve">. Google. </w:t>
       </w:r>
-      <w:hyperlink r:id="rId10" w:history="1">
+      <w:hyperlink r:id="rId11" w:history="1">
         <w:r>
           <w:rPr>
             <w:color w:val="0563C1"/>
@@ -5548,7 +8349,7 @@
         </w:rPr>
         <w:t xml:space="preserve">. Google. </w:t>
       </w:r>
-      <w:hyperlink r:id="rId11" w:history="1">
+      <w:hyperlink r:id="rId12" w:history="1">
         <w:r>
           <w:rPr>
             <w:color w:val="0563C1"/>
@@ -5587,7 +8388,7 @@
         </w:rPr>
         <w:t xml:space="preserve">. Google. </w:t>
       </w:r>
-      <w:hyperlink r:id="rId12" w:history="1">
+      <w:hyperlink r:id="rId13" w:history="1">
         <w:r>
           <w:rPr>
             <w:color w:val="0563C1"/>
@@ -5626,7 +8427,7 @@
         </w:rPr>
         <w:t xml:space="preserve">. The OWASP Foundation. </w:t>
       </w:r>
-      <w:hyperlink r:id="rId13" w:history="1">
+      <w:hyperlink r:id="rId14" w:history="1">
         <w:r>
           <w:rPr>
             <w:color w:val="0563C1"/>
@@ -5671,7 +8472,7 @@
         </w:rPr>
         <w:t xml:space="preserve">FIPS PUB 197). U.S. Department of Commerce. </w:t>
       </w:r>
-      <w:hyperlink r:id="rId14" w:history="1">
+      <w:hyperlink r:id="rId15" w:history="1">
         <w:r>
           <w:rPr>
             <w:color w:val="0563C1"/>
@@ -5686,6 +8487,10 @@
       <w:pPr>
         <w:spacing w:after="100" w:line="276" w:lineRule="auto"/>
         <w:ind w:left="720" w:hanging="720"/>
+        <w:rPr>
+          <w:color w:val="0563C1"/>
+          <w:u w:val="single"/>
+        </w:rPr>
       </w:pPr>
       <w:r>
         <w:rPr>
@@ -5708,15 +8513,70 @@
         <w:t xml:space="preserve"> (RFC 3174). </w:t>
       </w:r>
       <w:r>
-        <w:t xml:space="preserve">Internet Engineering Task Force. </w:t>
-      </w:r>
-      <w:hyperlink r:id="rId15" w:history="1">
+        <w:t xml:space="preserve">Internet </w:t>
+      </w:r>
+      <w:proofErr w:type="spellStart"/>
+      <w:r>
+        <w:t>Engineering</w:t>
+      </w:r>
+      <w:proofErr w:type="spellEnd"/>
+      <w:r>
+        <w:t xml:space="preserve"> </w:t>
+      </w:r>
+      <w:proofErr w:type="spellStart"/>
+      <w:r>
+        <w:t>Task</w:t>
+      </w:r>
+      <w:proofErr w:type="spellEnd"/>
+      <w:r>
+        <w:t xml:space="preserve"> </w:t>
+      </w:r>
+      <w:proofErr w:type="spellStart"/>
+      <w:r>
+        <w:t>Force</w:t>
+      </w:r>
+      <w:proofErr w:type="spellEnd"/>
+      <w:r>
+        <w:t xml:space="preserve">. </w:t>
+      </w:r>
+      <w:hyperlink r:id="rId16" w:history="1">
         <w:r>
           <w:rPr>
             <w:color w:val="0563C1"/>
             <w:u w:val="single"/>
           </w:rPr>
           <w:t>https://doi.org/10.17487/RFC3174</w:t>
+        </w:r>
+      </w:hyperlink>
+    </w:p>
+    <w:p>
+      <w:pPr>
+        <w:spacing w:after="100" w:line="276" w:lineRule="auto"/>
+        <w:ind w:left="720" w:hanging="720"/>
+      </w:pPr>
+      <w:r>
+        <w:t xml:space="preserve">8. </w:t>
+      </w:r>
+      <w:r>
+        <w:t xml:space="preserve">Hurtado, M. (2026). </w:t>
+      </w:r>
+      <w:proofErr w:type="spellStart"/>
+      <w:r>
+        <w:rPr>
+          <w:rStyle w:val="nfasis"/>
+        </w:rPr>
+        <w:t>GestorDeTareas</w:t>
+      </w:r>
+      <w:proofErr w:type="spellEnd"/>
+      <w:r>
+        <w:t xml:space="preserve"> [Software]. GitHub. </w:t>
+      </w:r>
+      <w:hyperlink r:id="rId17" w:history="1">
+        <w:r>
+          <w:rPr>
+            <w:rStyle w:val="Hipervnculo"/>
+          </w:rPr>
+          <w:t>https://github.com/mhurtado1016/utb-dispositivos-moviles</w:t>
         </w:r>
       </w:hyperlink>
     </w:p>
@@ -6558,6 +9418,17 @@
     <w:uiPriority w:val="99"/>
     <w:rsid w:val="00E22D78"/>
   </w:style>
+  <w:style w:type="character" w:styleId="nfasis">
+    <w:name w:val="Emphasis"/>
+    <w:basedOn w:val="Fuentedeprrafopredeter"/>
+    <w:uiPriority w:val="20"/>
+    <w:qFormat/>
+    <w:rsid w:val="004813AD"/>
+    <w:rPr>
+      <w:i/>
+      <w:iCs/>
+    </w:rPr>
+  </w:style>
 </w:styles>
 </file>
 
